--- a/reports/医药产业政策每日监测简报_20260818.docx
+++ b/reports/医药产业政策每日监测简报_20260818.docx
@@ -239,360 +239,6 @@
                 <w:color w:val="000000"/>
                 <w:sz w:val="24"/>
               </w:rPr>
-              <w:t>国务院办公厅关于印发《国务院2026年度立法工作计划》的通知</w:t>
-            </w:r>
-          </w:p>
-        </w:tc>
-        <w:tc>
-          <w:tcPr>
-            <w:tcW w:type="dxa" w:w="2154"/>
-            <w:tcBorders>
-              <w:top w:val="none"/>
-              <w:left w:val="none"/>
-              <w:bottom w:val="none"/>
-              <w:right w:val="none"/>
-            </w:tcBorders>
-          </w:tcPr>
-          <w:p>
-            <w:pPr>
-              <w:spacing w:line="240" w:lineRule="auto" w:before="60" w:after="60"/>
-              <w:ind w:firstLine="0"/>
-              <w:jc w:val="left"/>
-            </w:pPr>
-            <w:r/>
-            <w:r>
-              <w:rPr>
-                <w:rFonts w:ascii="Times New Roman" w:hAnsi="Times New Roman" w:eastAsia="方正仿宋简体" w:cs="Times New Roman"/>
-                <w:b w:val="0"/>
-                <w:i w:val="0"/>
-                <w:color w:val="000000"/>
-                <w:sz w:val="24"/>
-              </w:rPr>
-              <w:t>国务院办公厅</w:t>
-            </w:r>
-          </w:p>
-        </w:tc>
-        <w:tc>
-          <w:tcPr>
-            <w:tcW w:type="dxa" w:w="1361"/>
-            <w:tcBorders>
-              <w:top w:val="none"/>
-              <w:left w:val="none"/>
-              <w:bottom w:val="none"/>
-              <w:right w:val="none"/>
-            </w:tcBorders>
-          </w:tcPr>
-          <w:p>
-            <w:pPr>
-              <w:spacing w:line="240" w:lineRule="auto" w:before="60" w:after="60"/>
-              <w:ind w:firstLine="0"/>
-              <w:jc w:val="center"/>
-            </w:pPr>
-            <w:r/>
-            <w:r>
-              <w:rPr>
-                <w:rFonts w:ascii="Times New Roman" w:hAnsi="Times New Roman" w:eastAsia="方正仿宋简体" w:cs="Times New Roman"/>
-                <w:b w:val="0"/>
-                <w:i w:val="0"/>
-                <w:color w:val="000000"/>
-                <w:sz w:val="24"/>
-              </w:rPr>
-              <w:t>2026-05-11</w:t>
-            </w:r>
-          </w:p>
-        </w:tc>
-      </w:tr>
-      <w:tr>
-        <w:tc>
-          <w:tcPr>
-            <w:tcW w:type="dxa" w:w="794"/>
-            <w:tcBorders>
-              <w:top w:val="none"/>
-              <w:left w:val="none"/>
-              <w:bottom w:val="none"/>
-              <w:right w:val="none"/>
-            </w:tcBorders>
-          </w:tcPr>
-          <w:p>
-            <w:pPr>
-              <w:spacing w:line="240" w:lineRule="auto" w:before="60" w:after="60"/>
-              <w:ind w:firstLine="0"/>
-              <w:jc w:val="center"/>
-            </w:pPr>
-            <w:r/>
-            <w:r>
-              <w:rPr>
-                <w:rFonts w:ascii="Times New Roman" w:hAnsi="Times New Roman" w:eastAsia="方正仿宋简体" w:cs="Times New Roman"/>
-                <w:b w:val="0"/>
-                <w:i w:val="0"/>
-                <w:color w:val="000000"/>
-                <w:sz w:val="24"/>
-              </w:rPr>
-              <w:t>2</w:t>
-            </w:r>
-          </w:p>
-        </w:tc>
-        <w:tc>
-          <w:tcPr>
-            <w:tcW w:type="dxa" w:w="4535"/>
-            <w:tcBorders>
-              <w:top w:val="none"/>
-              <w:left w:val="none"/>
-              <w:bottom w:val="none"/>
-              <w:right w:val="none"/>
-            </w:tcBorders>
-          </w:tcPr>
-          <w:p>
-            <w:pPr>
-              <w:spacing w:line="240" w:lineRule="auto" w:before="60" w:after="60"/>
-              <w:ind w:firstLine="0"/>
-              <w:jc w:val="left"/>
-            </w:pPr>
-            <w:r/>
-            <w:r>
-              <w:rPr>
-                <w:rFonts w:ascii="Times New Roman" w:hAnsi="Times New Roman" w:eastAsia="方正仿宋简体" w:cs="Times New Roman"/>
-                <w:b w:val="0"/>
-                <w:i w:val="0"/>
-                <w:color w:val="000000"/>
-                <w:sz w:val="24"/>
-              </w:rPr>
-              <w:t>关于改革完善儿童用药供应保障机制的实施意见</w:t>
-            </w:r>
-          </w:p>
-        </w:tc>
-        <w:tc>
-          <w:tcPr>
-            <w:tcW w:type="dxa" w:w="2154"/>
-            <w:tcBorders>
-              <w:top w:val="none"/>
-              <w:left w:val="none"/>
-              <w:bottom w:val="none"/>
-              <w:right w:val="none"/>
-            </w:tcBorders>
-          </w:tcPr>
-          <w:p>
-            <w:pPr>
-              <w:spacing w:line="240" w:lineRule="auto" w:before="60" w:after="60"/>
-              <w:ind w:firstLine="0"/>
-              <w:jc w:val="left"/>
-            </w:pPr>
-            <w:r/>
-            <w:r>
-              <w:rPr>
-                <w:rFonts w:ascii="Times New Roman" w:hAnsi="Times New Roman" w:eastAsia="方正仿宋简体" w:cs="Times New Roman"/>
-                <w:b w:val="0"/>
-                <w:i w:val="0"/>
-                <w:color w:val="000000"/>
-                <w:sz w:val="24"/>
-              </w:rPr>
-              <w:t>国家卫生健康委 工业和信息化部 金融监管总局 国家知识产权局 国家医保局 国家中医药局 国家疾控局 国家药监局</w:t>
-            </w:r>
-          </w:p>
-        </w:tc>
-        <w:tc>
-          <w:tcPr>
-            <w:tcW w:type="dxa" w:w="1361"/>
-            <w:tcBorders>
-              <w:top w:val="none"/>
-              <w:left w:val="none"/>
-              <w:bottom w:val="none"/>
-              <w:right w:val="none"/>
-            </w:tcBorders>
-          </w:tcPr>
-          <w:p>
-            <w:pPr>
-              <w:spacing w:line="240" w:lineRule="auto" w:before="60" w:after="60"/>
-              <w:ind w:firstLine="0"/>
-              <w:jc w:val="center"/>
-            </w:pPr>
-            <w:r/>
-            <w:r>
-              <w:rPr>
-                <w:rFonts w:ascii="Times New Roman" w:hAnsi="Times New Roman" w:eastAsia="方正仿宋简体" w:cs="Times New Roman"/>
-                <w:b w:val="0"/>
-                <w:i w:val="0"/>
-                <w:color w:val="000000"/>
-                <w:sz w:val="24"/>
-              </w:rPr>
-              <w:t>2026-05-07</w:t>
-            </w:r>
-          </w:p>
-        </w:tc>
-      </w:tr>
-      <w:tr>
-        <w:tc>
-          <w:tcPr>
-            <w:tcW w:type="dxa" w:w="794"/>
-            <w:tcBorders>
-              <w:top w:val="none"/>
-              <w:left w:val="none"/>
-              <w:bottom w:val="none"/>
-              <w:right w:val="none"/>
-            </w:tcBorders>
-          </w:tcPr>
-          <w:p>
-            <w:pPr>
-              <w:spacing w:line="240" w:lineRule="auto" w:before="60" w:after="60"/>
-              <w:ind w:firstLine="0"/>
-              <w:jc w:val="center"/>
-            </w:pPr>
-            <w:r/>
-            <w:r>
-              <w:rPr>
-                <w:rFonts w:ascii="Times New Roman" w:hAnsi="Times New Roman" w:eastAsia="方正仿宋简体" w:cs="Times New Roman"/>
-                <w:b w:val="0"/>
-                <w:i w:val="0"/>
-                <w:color w:val="000000"/>
-                <w:sz w:val="24"/>
-              </w:rPr>
-              <w:t>3</w:t>
-            </w:r>
-          </w:p>
-        </w:tc>
-        <w:tc>
-          <w:tcPr>
-            <w:tcW w:type="dxa" w:w="4535"/>
-            <w:tcBorders>
-              <w:top w:val="none"/>
-              <w:left w:val="none"/>
-              <w:bottom w:val="none"/>
-              <w:right w:val="none"/>
-            </w:tcBorders>
-          </w:tcPr>
-          <w:p>
-            <w:pPr>
-              <w:spacing w:line="240" w:lineRule="auto" w:before="60" w:after="60"/>
-              <w:ind w:firstLine="0"/>
-              <w:jc w:val="left"/>
-            </w:pPr>
-            <w:r/>
-            <w:r>
-              <w:rPr>
-                <w:rFonts w:ascii="Times New Roman" w:hAnsi="Times New Roman" w:eastAsia="方正仿宋简体" w:cs="Times New Roman"/>
-                <w:b w:val="0"/>
-                <w:i w:val="0"/>
-                <w:color w:val="000000"/>
-                <w:sz w:val="24"/>
-              </w:rPr>
-              <w:t>商务部 市场监管总局关于印发《服务贸易标准化工作行动计划（2026—2030年）》的通知</w:t>
-            </w:r>
-          </w:p>
-        </w:tc>
-        <w:tc>
-          <w:tcPr>
-            <w:tcW w:type="dxa" w:w="2154"/>
-            <w:tcBorders>
-              <w:top w:val="none"/>
-              <w:left w:val="none"/>
-              <w:bottom w:val="none"/>
-              <w:right w:val="none"/>
-            </w:tcBorders>
-          </w:tcPr>
-          <w:p>
-            <w:pPr>
-              <w:spacing w:line="240" w:lineRule="auto" w:before="60" w:after="60"/>
-              <w:ind w:firstLine="0"/>
-              <w:jc w:val="left"/>
-            </w:pPr>
-            <w:r/>
-            <w:r>
-              <w:rPr>
-                <w:rFonts w:ascii="Times New Roman" w:hAnsi="Times New Roman" w:eastAsia="方正仿宋简体" w:cs="Times New Roman"/>
-                <w:b w:val="0"/>
-                <w:i w:val="0"/>
-                <w:color w:val="000000"/>
-                <w:sz w:val="24"/>
-              </w:rPr>
-              <w:t>商务部 市场监管总局</w:t>
-            </w:r>
-          </w:p>
-        </w:tc>
-        <w:tc>
-          <w:tcPr>
-            <w:tcW w:type="dxa" w:w="1361"/>
-            <w:tcBorders>
-              <w:top w:val="none"/>
-              <w:left w:val="none"/>
-              <w:bottom w:val="none"/>
-              <w:right w:val="none"/>
-            </w:tcBorders>
-          </w:tcPr>
-          <w:p>
-            <w:pPr>
-              <w:spacing w:line="240" w:lineRule="auto" w:before="60" w:after="60"/>
-              <w:ind w:firstLine="0"/>
-              <w:jc w:val="center"/>
-            </w:pPr>
-            <w:r/>
-            <w:r>
-              <w:rPr>
-                <w:rFonts w:ascii="Times New Roman" w:hAnsi="Times New Roman" w:eastAsia="方正仿宋简体" w:cs="Times New Roman"/>
-                <w:b w:val="0"/>
-                <w:i w:val="0"/>
-                <w:color w:val="000000"/>
-                <w:sz w:val="24"/>
-              </w:rPr>
-              <w:t>2026-04-24</w:t>
-            </w:r>
-          </w:p>
-        </w:tc>
-      </w:tr>
-      <w:tr>
-        <w:tc>
-          <w:tcPr>
-            <w:tcW w:type="dxa" w:w="794"/>
-            <w:tcBorders>
-              <w:top w:val="none"/>
-              <w:left w:val="none"/>
-              <w:bottom w:val="none"/>
-              <w:right w:val="none"/>
-            </w:tcBorders>
-          </w:tcPr>
-          <w:p>
-            <w:pPr>
-              <w:spacing w:line="240" w:lineRule="auto" w:before="60" w:after="60"/>
-              <w:ind w:firstLine="0"/>
-              <w:jc w:val="center"/>
-            </w:pPr>
-            <w:r/>
-            <w:r>
-              <w:rPr>
-                <w:rFonts w:ascii="Times New Roman" w:hAnsi="Times New Roman" w:eastAsia="方正仿宋简体" w:cs="Times New Roman"/>
-                <w:b w:val="0"/>
-                <w:i w:val="0"/>
-                <w:color w:val="000000"/>
-                <w:sz w:val="24"/>
-              </w:rPr>
-              <w:t>4</w:t>
-            </w:r>
-          </w:p>
-        </w:tc>
-        <w:tc>
-          <w:tcPr>
-            <w:tcW w:type="dxa" w:w="4535"/>
-            <w:tcBorders>
-              <w:top w:val="none"/>
-              <w:left w:val="none"/>
-              <w:bottom w:val="none"/>
-              <w:right w:val="none"/>
-            </w:tcBorders>
-          </w:tcPr>
-          <w:p>
-            <w:pPr>
-              <w:spacing w:line="240" w:lineRule="auto" w:before="60" w:after="60"/>
-              <w:ind w:firstLine="0"/>
-              <w:jc w:val="left"/>
-            </w:pPr>
-            <w:r/>
-            <w:r>
-              <w:rPr>
-                <w:rFonts w:ascii="Times New Roman" w:hAnsi="Times New Roman" w:eastAsia="方正仿宋简体" w:cs="Times New Roman"/>
-                <w:b w:val="0"/>
-                <w:i w:val="0"/>
-                <w:color w:val="000000"/>
-                <w:sz w:val="24"/>
-              </w:rPr>
               <w:t>国务院办公厅转发海关总署《关于促进综合保税区扩能提质的若干措施》的通知</w:t>
             </w:r>
           </w:p>
@@ -682,7 +328,7 @@
                 <w:color w:val="000000"/>
                 <w:sz w:val="24"/>
               </w:rPr>
-              <w:t>5</w:t>
+              <w:t>2</w:t>
             </w:r>
           </w:p>
         </w:tc>
@@ -781,7 +427,361 @@
             <w:tcBorders>
               <w:top w:val="none"/>
               <w:left w:val="none"/>
-              <w:bottom w:val="single" w:sz="12" w:color="000000"/>
+              <w:bottom w:val="none"/>
+              <w:right w:val="none"/>
+            </w:tcBorders>
+          </w:tcPr>
+          <w:p>
+            <w:pPr>
+              <w:spacing w:line="240" w:lineRule="auto" w:before="60" w:after="60"/>
+              <w:ind w:firstLine="0"/>
+              <w:jc w:val="center"/>
+            </w:pPr>
+            <w:r/>
+            <w:r>
+              <w:rPr>
+                <w:rFonts w:ascii="Times New Roman" w:hAnsi="Times New Roman" w:eastAsia="方正仿宋简体" w:cs="Times New Roman"/>
+                <w:b w:val="0"/>
+                <w:i w:val="0"/>
+                <w:color w:val="000000"/>
+                <w:sz w:val="24"/>
+              </w:rPr>
+              <w:t>3</w:t>
+            </w:r>
+          </w:p>
+        </w:tc>
+        <w:tc>
+          <w:tcPr>
+            <w:tcW w:type="dxa" w:w="4535"/>
+            <w:tcBorders>
+              <w:top w:val="none"/>
+              <w:left w:val="none"/>
+              <w:bottom w:val="none"/>
+              <w:right w:val="none"/>
+            </w:tcBorders>
+          </w:tcPr>
+          <w:p>
+            <w:pPr>
+              <w:spacing w:line="240" w:lineRule="auto" w:before="60" w:after="60"/>
+              <w:ind w:firstLine="0"/>
+              <w:jc w:val="left"/>
+            </w:pPr>
+            <w:r/>
+            <w:r>
+              <w:rPr>
+                <w:rFonts w:ascii="Times New Roman" w:hAnsi="Times New Roman" w:eastAsia="方正仿宋简体" w:cs="Times New Roman"/>
+                <w:b w:val="0"/>
+                <w:i w:val="0"/>
+                <w:color w:val="000000"/>
+                <w:sz w:val="24"/>
+              </w:rPr>
+              <w:t>国务院办公厅关于健全药品价格形成机制的若干意见</w:t>
+            </w:r>
+          </w:p>
+        </w:tc>
+        <w:tc>
+          <w:tcPr>
+            <w:tcW w:type="dxa" w:w="2154"/>
+            <w:tcBorders>
+              <w:top w:val="none"/>
+              <w:left w:val="none"/>
+              <w:bottom w:val="none"/>
+              <w:right w:val="none"/>
+            </w:tcBorders>
+          </w:tcPr>
+          <w:p>
+            <w:pPr>
+              <w:spacing w:line="240" w:lineRule="auto" w:before="60" w:after="60"/>
+              <w:ind w:firstLine="0"/>
+              <w:jc w:val="left"/>
+            </w:pPr>
+            <w:r/>
+            <w:r>
+              <w:rPr>
+                <w:rFonts w:ascii="Times New Roman" w:hAnsi="Times New Roman" w:eastAsia="方正仿宋简体" w:cs="Times New Roman"/>
+                <w:b w:val="0"/>
+                <w:i w:val="0"/>
+                <w:color w:val="000000"/>
+                <w:sz w:val="24"/>
+              </w:rPr>
+              <w:t>国务院办公厅</w:t>
+            </w:r>
+          </w:p>
+        </w:tc>
+        <w:tc>
+          <w:tcPr>
+            <w:tcW w:type="dxa" w:w="1361"/>
+            <w:tcBorders>
+              <w:top w:val="none"/>
+              <w:left w:val="none"/>
+              <w:bottom w:val="none"/>
+              <w:right w:val="none"/>
+            </w:tcBorders>
+          </w:tcPr>
+          <w:p>
+            <w:pPr>
+              <w:spacing w:line="240" w:lineRule="auto" w:before="60" w:after="60"/>
+              <w:ind w:firstLine="0"/>
+              <w:jc w:val="center"/>
+            </w:pPr>
+            <w:r/>
+            <w:r>
+              <w:rPr>
+                <w:rFonts w:ascii="Times New Roman" w:hAnsi="Times New Roman" w:eastAsia="方正仿宋简体" w:cs="Times New Roman"/>
+                <w:b w:val="0"/>
+                <w:i w:val="0"/>
+                <w:color w:val="000000"/>
+                <w:sz w:val="24"/>
+              </w:rPr>
+              <w:t>2026-04-14</w:t>
+            </w:r>
+          </w:p>
+        </w:tc>
+      </w:tr>
+      <w:tr>
+        <w:tc>
+          <w:tcPr>
+            <w:tcW w:type="dxa" w:w="794"/>
+            <w:tcBorders>
+              <w:top w:val="none"/>
+              <w:left w:val="none"/>
+              <w:bottom w:val="none"/>
+              <w:right w:val="none"/>
+            </w:tcBorders>
+          </w:tcPr>
+          <w:p>
+            <w:pPr>
+              <w:spacing w:line="240" w:lineRule="auto" w:before="60" w:after="60"/>
+              <w:ind w:firstLine="0"/>
+              <w:jc w:val="center"/>
+            </w:pPr>
+            <w:r/>
+            <w:r>
+              <w:rPr>
+                <w:rFonts w:ascii="Times New Roman" w:hAnsi="Times New Roman" w:eastAsia="方正仿宋简体" w:cs="Times New Roman"/>
+                <w:b w:val="0"/>
+                <w:i w:val="0"/>
+                <w:color w:val="000000"/>
+                <w:sz w:val="24"/>
+              </w:rPr>
+              <w:t>4</w:t>
+            </w:r>
+          </w:p>
+        </w:tc>
+        <w:tc>
+          <w:tcPr>
+            <w:tcW w:type="dxa" w:w="4535"/>
+            <w:tcBorders>
+              <w:top w:val="none"/>
+              <w:left w:val="none"/>
+              <w:bottom w:val="none"/>
+              <w:right w:val="none"/>
+            </w:tcBorders>
+          </w:tcPr>
+          <w:p>
+            <w:pPr>
+              <w:spacing w:line="240" w:lineRule="auto" w:before="60" w:after="60"/>
+              <w:ind w:firstLine="0"/>
+              <w:jc w:val="left"/>
+            </w:pPr>
+            <w:r/>
+            <w:r>
+              <w:rPr>
+                <w:rFonts w:ascii="Times New Roman" w:hAnsi="Times New Roman" w:eastAsia="方正仿宋简体" w:cs="Times New Roman"/>
+                <w:b w:val="0"/>
+                <w:i w:val="0"/>
+                <w:color w:val="000000"/>
+                <w:sz w:val="24"/>
+              </w:rPr>
+              <w:t>国务院关于印发《中国（内蒙古）自由贸易试验区总体方案》的通知</w:t>
+            </w:r>
+          </w:p>
+        </w:tc>
+        <w:tc>
+          <w:tcPr>
+            <w:tcW w:type="dxa" w:w="2154"/>
+            <w:tcBorders>
+              <w:top w:val="none"/>
+              <w:left w:val="none"/>
+              <w:bottom w:val="none"/>
+              <w:right w:val="none"/>
+            </w:tcBorders>
+          </w:tcPr>
+          <w:p>
+            <w:pPr>
+              <w:spacing w:line="240" w:lineRule="auto" w:before="60" w:after="60"/>
+              <w:ind w:firstLine="0"/>
+              <w:jc w:val="left"/>
+            </w:pPr>
+            <w:r/>
+            <w:r>
+              <w:rPr>
+                <w:rFonts w:ascii="Times New Roman" w:hAnsi="Times New Roman" w:eastAsia="方正仿宋简体" w:cs="Times New Roman"/>
+                <w:b w:val="0"/>
+                <w:i w:val="0"/>
+                <w:color w:val="000000"/>
+                <w:sz w:val="24"/>
+              </w:rPr>
+              <w:t>国务院</w:t>
+            </w:r>
+          </w:p>
+        </w:tc>
+        <w:tc>
+          <w:tcPr>
+            <w:tcW w:type="dxa" w:w="1361"/>
+            <w:tcBorders>
+              <w:top w:val="none"/>
+              <w:left w:val="none"/>
+              <w:bottom w:val="none"/>
+              <w:right w:val="none"/>
+            </w:tcBorders>
+          </w:tcPr>
+          <w:p>
+            <w:pPr>
+              <w:spacing w:line="240" w:lineRule="auto" w:before="60" w:after="60"/>
+              <w:ind w:firstLine="0"/>
+              <w:jc w:val="center"/>
+            </w:pPr>
+            <w:r/>
+            <w:r>
+              <w:rPr>
+                <w:rFonts w:ascii="Times New Roman" w:hAnsi="Times New Roman" w:eastAsia="方正仿宋简体" w:cs="Times New Roman"/>
+                <w:b w:val="0"/>
+                <w:i w:val="0"/>
+                <w:color w:val="000000"/>
+                <w:sz w:val="24"/>
+              </w:rPr>
+              <w:t>2026-04-09</w:t>
+            </w:r>
+          </w:p>
+        </w:tc>
+      </w:tr>
+      <w:tr>
+        <w:tc>
+          <w:tcPr>
+            <w:tcW w:type="dxa" w:w="794"/>
+            <w:tcBorders>
+              <w:top w:val="none"/>
+              <w:left w:val="none"/>
+              <w:bottom w:val="none"/>
+              <w:right w:val="none"/>
+            </w:tcBorders>
+          </w:tcPr>
+          <w:p>
+            <w:pPr>
+              <w:spacing w:line="240" w:lineRule="auto" w:before="60" w:after="60"/>
+              <w:ind w:firstLine="0"/>
+              <w:jc w:val="center"/>
+            </w:pPr>
+            <w:r/>
+            <w:r>
+              <w:rPr>
+                <w:rFonts w:ascii="Times New Roman" w:hAnsi="Times New Roman" w:eastAsia="方正仿宋简体" w:cs="Times New Roman"/>
+                <w:b w:val="0"/>
+                <w:i w:val="0"/>
+                <w:color w:val="000000"/>
+                <w:sz w:val="24"/>
+              </w:rPr>
+              <w:t>5</w:t>
+            </w:r>
+          </w:p>
+        </w:tc>
+        <w:tc>
+          <w:tcPr>
+            <w:tcW w:type="dxa" w:w="4535"/>
+            <w:tcBorders>
+              <w:top w:val="none"/>
+              <w:left w:val="none"/>
+              <w:bottom w:val="none"/>
+              <w:right w:val="none"/>
+            </w:tcBorders>
+          </w:tcPr>
+          <w:p>
+            <w:pPr>
+              <w:spacing w:line="240" w:lineRule="auto" w:before="60" w:after="60"/>
+              <w:ind w:firstLine="0"/>
+              <w:jc w:val="left"/>
+            </w:pPr>
+            <w:r/>
+            <w:r>
+              <w:rPr>
+                <w:rFonts w:ascii="Times New Roman" w:hAnsi="Times New Roman" w:eastAsia="方正仿宋简体" w:cs="Times New Roman"/>
+                <w:b w:val="0"/>
+                <w:i w:val="0"/>
+                <w:color w:val="000000"/>
+                <w:sz w:val="24"/>
+              </w:rPr>
+              <w:t>国务院办公厅印发《关于加快建设分级诊疗体系的若干措施》的通知</w:t>
+            </w:r>
+          </w:p>
+        </w:tc>
+        <w:tc>
+          <w:tcPr>
+            <w:tcW w:type="dxa" w:w="2154"/>
+            <w:tcBorders>
+              <w:top w:val="none"/>
+              <w:left w:val="none"/>
+              <w:bottom w:val="none"/>
+              <w:right w:val="none"/>
+            </w:tcBorders>
+          </w:tcPr>
+          <w:p>
+            <w:pPr>
+              <w:spacing w:line="240" w:lineRule="auto" w:before="60" w:after="60"/>
+              <w:ind w:firstLine="0"/>
+              <w:jc w:val="left"/>
+            </w:pPr>
+            <w:r/>
+            <w:r>
+              <w:rPr>
+                <w:rFonts w:ascii="Times New Roman" w:hAnsi="Times New Roman" w:eastAsia="方正仿宋简体" w:cs="Times New Roman"/>
+                <w:b w:val="0"/>
+                <w:i w:val="0"/>
+                <w:color w:val="000000"/>
+                <w:sz w:val="24"/>
+              </w:rPr>
+              <w:t>国务院办公厅</w:t>
+            </w:r>
+          </w:p>
+        </w:tc>
+        <w:tc>
+          <w:tcPr>
+            <w:tcW w:type="dxa" w:w="1361"/>
+            <w:tcBorders>
+              <w:top w:val="none"/>
+              <w:left w:val="none"/>
+              <w:bottom w:val="none"/>
+              <w:right w:val="none"/>
+            </w:tcBorders>
+          </w:tcPr>
+          <w:p>
+            <w:pPr>
+              <w:spacing w:line="240" w:lineRule="auto" w:before="60" w:after="60"/>
+              <w:ind w:firstLine="0"/>
+              <w:jc w:val="center"/>
+            </w:pPr>
+            <w:r/>
+            <w:r>
+              <w:rPr>
+                <w:rFonts w:ascii="Times New Roman" w:hAnsi="Times New Roman" w:eastAsia="方正仿宋简体" w:cs="Times New Roman"/>
+                <w:b w:val="0"/>
+                <w:i w:val="0"/>
+                <w:color w:val="000000"/>
+                <w:sz w:val="24"/>
+              </w:rPr>
+              <w:t>2026-04-09</w:t>
+            </w:r>
+          </w:p>
+        </w:tc>
+      </w:tr>
+      <w:tr>
+        <w:tc>
+          <w:tcPr>
+            <w:tcW w:type="dxa" w:w="794"/>
+            <w:tcBorders>
+              <w:top w:val="none"/>
+              <w:left w:val="none"/>
+              <w:bottom w:val="none"/>
               <w:right w:val="none"/>
             </w:tcBorders>
           </w:tcPr>
@@ -810,6 +810,242 @@
             <w:tcBorders>
               <w:top w:val="none"/>
               <w:left w:val="none"/>
+              <w:bottom w:val="none"/>
+              <w:right w:val="none"/>
+            </w:tcBorders>
+          </w:tcPr>
+          <w:p>
+            <w:pPr>
+              <w:spacing w:line="240" w:lineRule="auto" w:before="60" w:after="60"/>
+              <w:ind w:firstLine="0"/>
+              <w:jc w:val="left"/>
+            </w:pPr>
+            <w:r/>
+            <w:r>
+              <w:rPr>
+                <w:rFonts w:ascii="Times New Roman" w:hAnsi="Times New Roman" w:eastAsia="方正仿宋简体" w:cs="Times New Roman"/>
+                <w:b w:val="0"/>
+                <w:i w:val="0"/>
+                <w:color w:val="000000"/>
+                <w:sz w:val="24"/>
+              </w:rPr>
+              <w:t>关于印发健全社会心理服务体系和危机干预机制实施方案的通知</w:t>
+            </w:r>
+          </w:p>
+        </w:tc>
+        <w:tc>
+          <w:tcPr>
+            <w:tcW w:type="dxa" w:w="2154"/>
+            <w:tcBorders>
+              <w:top w:val="none"/>
+              <w:left w:val="none"/>
+              <w:bottom w:val="none"/>
+              <w:right w:val="none"/>
+            </w:tcBorders>
+          </w:tcPr>
+          <w:p>
+            <w:pPr>
+              <w:spacing w:line="240" w:lineRule="auto" w:before="60" w:after="60"/>
+              <w:ind w:firstLine="0"/>
+              <w:jc w:val="left"/>
+            </w:pPr>
+            <w:r/>
+            <w:r>
+              <w:rPr>
+                <w:rFonts w:ascii="Times New Roman" w:hAnsi="Times New Roman" w:eastAsia="方正仿宋简体" w:cs="Times New Roman"/>
+                <w:b w:val="0"/>
+                <w:i w:val="0"/>
+                <w:color w:val="000000"/>
+                <w:sz w:val="24"/>
+              </w:rPr>
+              <w:t>国家卫生健康委 中央社会工作部 中央政法委 中央网信办 国家发展改革委 教育部 公安部 民政部 司法部 财政部 文化和旅游部 退役军人事务部 应急管理部 国务院国资委 市场监管总局 广电总局 体育总局 国家信访局 国家医保局 国家中医药局 国家疾控局 全国总工会 共青团中央 全国妇联 中国残联</w:t>
+            </w:r>
+          </w:p>
+        </w:tc>
+        <w:tc>
+          <w:tcPr>
+            <w:tcW w:type="dxa" w:w="1361"/>
+            <w:tcBorders>
+              <w:top w:val="none"/>
+              <w:left w:val="none"/>
+              <w:bottom w:val="none"/>
+              <w:right w:val="none"/>
+            </w:tcBorders>
+          </w:tcPr>
+          <w:p>
+            <w:pPr>
+              <w:spacing w:line="240" w:lineRule="auto" w:before="60" w:after="60"/>
+              <w:ind w:firstLine="0"/>
+              <w:jc w:val="center"/>
+            </w:pPr>
+            <w:r/>
+            <w:r>
+              <w:rPr>
+                <w:rFonts w:ascii="Times New Roman" w:hAnsi="Times New Roman" w:eastAsia="方正仿宋简体" w:cs="Times New Roman"/>
+                <w:b w:val="0"/>
+                <w:i w:val="0"/>
+                <w:color w:val="000000"/>
+                <w:sz w:val="24"/>
+              </w:rPr>
+              <w:t>2026-04-09</w:t>
+            </w:r>
+          </w:p>
+        </w:tc>
+      </w:tr>
+      <w:tr>
+        <w:tc>
+          <w:tcPr>
+            <w:tcW w:type="dxa" w:w="794"/>
+            <w:tcBorders>
+              <w:top w:val="none"/>
+              <w:left w:val="none"/>
+              <w:bottom w:val="none"/>
+              <w:right w:val="none"/>
+            </w:tcBorders>
+          </w:tcPr>
+          <w:p>
+            <w:pPr>
+              <w:spacing w:line="240" w:lineRule="auto" w:before="60" w:after="60"/>
+              <w:ind w:firstLine="0"/>
+              <w:jc w:val="center"/>
+            </w:pPr>
+            <w:r/>
+            <w:r>
+              <w:rPr>
+                <w:rFonts w:ascii="Times New Roman" w:hAnsi="Times New Roman" w:eastAsia="方正仿宋简体" w:cs="Times New Roman"/>
+                <w:b w:val="0"/>
+                <w:i w:val="0"/>
+                <w:color w:val="000000"/>
+                <w:sz w:val="24"/>
+              </w:rPr>
+              <w:t>7</w:t>
+            </w:r>
+          </w:p>
+        </w:tc>
+        <w:tc>
+          <w:tcPr>
+            <w:tcW w:type="dxa" w:w="4535"/>
+            <w:tcBorders>
+              <w:top w:val="none"/>
+              <w:left w:val="none"/>
+              <w:bottom w:val="none"/>
+              <w:right w:val="none"/>
+            </w:tcBorders>
+          </w:tcPr>
+          <w:p>
+            <w:pPr>
+              <w:spacing w:line="240" w:lineRule="auto" w:before="60" w:after="60"/>
+              <w:ind w:firstLine="0"/>
+              <w:jc w:val="left"/>
+            </w:pPr>
+            <w:r/>
+            <w:r>
+              <w:rPr>
+                <w:rFonts w:ascii="Times New Roman" w:hAnsi="Times New Roman" w:eastAsia="方正仿宋简体" w:cs="Times New Roman"/>
+                <w:b w:val="0"/>
+                <w:i w:val="0"/>
+                <w:color w:val="000000"/>
+                <w:sz w:val="24"/>
+              </w:rPr>
+              <w:t>国家药监局关于“人工智能+药品监管”的实施意见</w:t>
+            </w:r>
+          </w:p>
+        </w:tc>
+        <w:tc>
+          <w:tcPr>
+            <w:tcW w:type="dxa" w:w="2154"/>
+            <w:tcBorders>
+              <w:top w:val="none"/>
+              <w:left w:val="none"/>
+              <w:bottom w:val="none"/>
+              <w:right w:val="none"/>
+            </w:tcBorders>
+          </w:tcPr>
+          <w:p>
+            <w:pPr>
+              <w:spacing w:line="240" w:lineRule="auto" w:before="60" w:after="60"/>
+              <w:ind w:firstLine="0"/>
+              <w:jc w:val="left"/>
+            </w:pPr>
+            <w:r/>
+            <w:r>
+              <w:rPr>
+                <w:rFonts w:ascii="Times New Roman" w:hAnsi="Times New Roman" w:eastAsia="方正仿宋简体" w:cs="Times New Roman"/>
+                <w:b w:val="0"/>
+                <w:i w:val="0"/>
+                <w:color w:val="000000"/>
+                <w:sz w:val="24"/>
+              </w:rPr>
+              <w:t>国家药监局</w:t>
+            </w:r>
+          </w:p>
+        </w:tc>
+        <w:tc>
+          <w:tcPr>
+            <w:tcW w:type="dxa" w:w="1361"/>
+            <w:tcBorders>
+              <w:top w:val="none"/>
+              <w:left w:val="none"/>
+              <w:bottom w:val="none"/>
+              <w:right w:val="none"/>
+            </w:tcBorders>
+          </w:tcPr>
+          <w:p>
+            <w:pPr>
+              <w:spacing w:line="240" w:lineRule="auto" w:before="60" w:after="60"/>
+              <w:ind w:firstLine="0"/>
+              <w:jc w:val="center"/>
+            </w:pPr>
+            <w:r/>
+            <w:r>
+              <w:rPr>
+                <w:rFonts w:ascii="Times New Roman" w:hAnsi="Times New Roman" w:eastAsia="方正仿宋简体" w:cs="Times New Roman"/>
+                <w:b w:val="0"/>
+                <w:i w:val="0"/>
+                <w:color w:val="000000"/>
+                <w:sz w:val="24"/>
+              </w:rPr>
+              <w:t>2026-04-03</w:t>
+            </w:r>
+          </w:p>
+        </w:tc>
+      </w:tr>
+      <w:tr>
+        <w:tc>
+          <w:tcPr>
+            <w:tcW w:type="dxa" w:w="794"/>
+            <w:tcBorders>
+              <w:top w:val="none"/>
+              <w:left w:val="none"/>
+              <w:bottom w:val="single" w:sz="12" w:color="000000"/>
+              <w:right w:val="none"/>
+            </w:tcBorders>
+          </w:tcPr>
+          <w:p>
+            <w:pPr>
+              <w:spacing w:line="240" w:lineRule="auto" w:before="60" w:after="60"/>
+              <w:ind w:firstLine="0"/>
+              <w:jc w:val="center"/>
+            </w:pPr>
+            <w:r/>
+            <w:r>
+              <w:rPr>
+                <w:rFonts w:ascii="Times New Roman" w:hAnsi="Times New Roman" w:eastAsia="方正仿宋简体" w:cs="Times New Roman"/>
+                <w:b w:val="0"/>
+                <w:i w:val="0"/>
+                <w:color w:val="000000"/>
+                <w:sz w:val="24"/>
+              </w:rPr>
+              <w:t>8</w:t>
+            </w:r>
+          </w:p>
+        </w:tc>
+        <w:tc>
+          <w:tcPr>
+            <w:tcW w:type="dxa" w:w="4535"/>
+            <w:tcBorders>
+              <w:top w:val="none"/>
+              <w:left w:val="none"/>
               <w:bottom w:val="single" w:sz="12" w:color="000000"/>
               <w:right w:val="none"/>
             </w:tcBorders>
@@ -829,7 +1065,7 @@
                 <w:color w:val="000000"/>
                 <w:sz w:val="24"/>
               </w:rPr>
-              <w:t>国务院办公厅关于健全药品价格形成机制的若干意见</w:t>
+              <w:t>关于开展基层医疗卫生机构医疗质量改善三年行动（2026—2028年）的通知</w:t>
             </w:r>
           </w:p>
         </w:tc>
@@ -858,7 +1094,7 @@
                 <w:color w:val="000000"/>
                 <w:sz w:val="24"/>
               </w:rPr>
-              <w:t>国务院办公厅</w:t>
+              <w:t>国家卫生健康委办公厅 国家中医药局综合司</w:t>
             </w:r>
           </w:p>
         </w:tc>
@@ -887,7 +1123,7 @@
                 <w:color w:val="000000"/>
                 <w:sz w:val="24"/>
               </w:rPr>
-              <w:t>2026-04-14</w:t>
+              <w:t>2026-04-01</w:t>
             </w:r>
           </w:p>
         </w:tc>
@@ -924,193 +1160,7 @@
           <w:color w:val="000000"/>
           <w:sz w:val="32"/>
         </w:rPr>
-        <w:t>1. 国务院办公厅关于印发《国务院2026年度立法工作计划》的通知。</w:t>
-      </w:r>
-    </w:p>
-    <w:p>
-      <w:pPr>
-        <w:spacing w:lineRule="exact" w:line="570" w:before="0" w:after="40"/>
-        <w:ind w:firstLine="640"/>
-        <w:jc w:val="both"/>
-      </w:pPr>
-      <w:r>
-        <w:rPr>
-          <w:rFonts w:ascii="Times New Roman" w:hAnsi="Times New Roman" w:eastAsia="方正仿宋简体" w:cs="Times New Roman"/>
-          <w:b w:val="0"/>
-          <w:i w:val="0"/>
-          <w:color w:val="000000"/>
-          <w:sz w:val="32"/>
-        </w:rPr>
-        <w:t>该文件由国务院办公厅于2026-05-11公开发布。核心内容：文化创新创造活力，提请全国人大常委会审议教师法修订草案。制定中医药传统知识保护条例，修订集成电路布图设计保护条例、互联网信息服务管理办法。预备提请全国人大常委会审议航天法草案、广播电视法草案、非物质</w:t>
-      </w:r>
-    </w:p>
-    <w:p>
-      <w:pPr>
-        <w:spacing w:lineRule="exact" w:line="570" w:before="0" w:after="120"/>
-        <w:ind w:firstLine="640"/>
-        <w:jc w:val="both"/>
-      </w:pPr>
-      <w:r>
-        <w:rPr>
-          <w:rFonts w:ascii="Times New Roman" w:hAnsi="Times New Roman" w:eastAsia="方正仿宋简体" w:cs="Times New Roman"/>
-          <w:b w:val="0"/>
-          <w:i w:val="0"/>
-          <w:color w:val="000000"/>
-          <w:sz w:val="32"/>
-        </w:rPr>
-        <w:t>官方原文直达链接：</w:t>
-      </w:r>
-      <w:r>
-        <w:rPr>
-          <w:rFonts w:ascii="Times New Roman" w:hAnsi="Times New Roman" w:eastAsia="方正仿宋简体" w:cs="Times New Roman"/>
-          <w:b w:val="0"/>
-          <w:i w:val="0"/>
-          <w:color w:val="0066CC"/>
-          <w:sz w:val="32"/>
-          <w:u w:val="single"/>
-        </w:rPr>
-        <w:t>https://www.gov.cn/zhengce/zhengceku/202605/content_7068346.htm</w:t>
-      </w:r>
-    </w:p>
-    <w:p>
-      <w:pPr>
-        <w:spacing w:lineRule="exact" w:line="570" w:before="80" w:after="40"/>
-        <w:ind w:firstLine="640"/>
-        <w:jc w:val="both"/>
-      </w:pPr>
-      <w:r>
-        <w:rPr>
-          <w:rFonts w:ascii="Times New Roman" w:hAnsi="Times New Roman" w:eastAsia="方正仿宋简体" w:cs="Times New Roman"/>
-          <w:b/>
-          <w:i w:val="0"/>
-          <w:color w:val="000000"/>
-          <w:sz w:val="32"/>
-        </w:rPr>
-        <w:t>2. 关于改革完善儿童用药供应保障机制的实施意见。</w:t>
-      </w:r>
-    </w:p>
-    <w:p>
-      <w:pPr>
-        <w:spacing w:lineRule="exact" w:line="570" w:before="0" w:after="40"/>
-        <w:ind w:firstLine="640"/>
-        <w:jc w:val="both"/>
-      </w:pPr>
-      <w:r>
-        <w:rPr>
-          <w:rFonts w:ascii="Times New Roman" w:hAnsi="Times New Roman" w:eastAsia="方正仿宋简体" w:cs="Times New Roman"/>
-          <w:b w:val="0"/>
-          <w:i w:val="0"/>
-          <w:color w:val="000000"/>
-          <w:sz w:val="32"/>
-        </w:rPr>
-        <w:t>该文件由国家卫生健康委 工业和信息化部 金融监管总局 国家知识产权局 国家医保局 国家中医药局 国家疾控局 国家药监局于2026-05-07公开发布。核心内容：关于改革完善儿童用药供应保障机制的实施意见 国卫药政发〔2026〕10号 各省、自治区、直辖市及新疆生产建设兵团卫生健康委、工业和信息化主管部门、金融监管局、知识产权局、医保局、中医药局、疾控局、</w:t>
-      </w:r>
-    </w:p>
-    <w:p>
-      <w:pPr>
-        <w:spacing w:lineRule="exact" w:line="570" w:before="0" w:after="120"/>
-        <w:ind w:firstLine="640"/>
-        <w:jc w:val="both"/>
-      </w:pPr>
-      <w:r>
-        <w:rPr>
-          <w:rFonts w:ascii="Times New Roman" w:hAnsi="Times New Roman" w:eastAsia="方正仿宋简体" w:cs="Times New Roman"/>
-          <w:b w:val="0"/>
-          <w:i w:val="0"/>
-          <w:color w:val="000000"/>
-          <w:sz w:val="32"/>
-        </w:rPr>
-        <w:t>官方原文直达链接：</w:t>
-      </w:r>
-      <w:r>
-        <w:rPr>
-          <w:rFonts w:ascii="Times New Roman" w:hAnsi="Times New Roman" w:eastAsia="方正仿宋简体" w:cs="Times New Roman"/>
-          <w:b w:val="0"/>
-          <w:i w:val="0"/>
-          <w:color w:val="0066CC"/>
-          <w:sz w:val="32"/>
-          <w:u w:val="single"/>
-        </w:rPr>
-        <w:t>https://www.gov.cn/zhengce/zhengceku/202605/content_7068031.htm</w:t>
-      </w:r>
-    </w:p>
-    <w:p>
-      <w:pPr>
-        <w:spacing w:lineRule="exact" w:line="570" w:before="80" w:after="40"/>
-        <w:ind w:firstLine="640"/>
-        <w:jc w:val="both"/>
-      </w:pPr>
-      <w:r>
-        <w:rPr>
-          <w:rFonts w:ascii="Times New Roman" w:hAnsi="Times New Roman" w:eastAsia="方正仿宋简体" w:cs="Times New Roman"/>
-          <w:b/>
-          <w:i w:val="0"/>
-          <w:color w:val="000000"/>
-          <w:sz w:val="32"/>
-        </w:rPr>
-        <w:t>3. 商务部 市场监管总局关于印发《服务贸易标准化工作行动计划（2026—2030年）》的通知。</w:t>
-      </w:r>
-    </w:p>
-    <w:p>
-      <w:pPr>
-        <w:spacing w:lineRule="exact" w:line="570" w:before="0" w:after="40"/>
-        <w:ind w:firstLine="640"/>
-        <w:jc w:val="both"/>
-      </w:pPr>
-      <w:r>
-        <w:rPr>
-          <w:rFonts w:ascii="Times New Roman" w:hAnsi="Times New Roman" w:eastAsia="方正仿宋简体" w:cs="Times New Roman"/>
-          <w:b w:val="0"/>
-          <w:i w:val="0"/>
-          <w:color w:val="000000"/>
-          <w:sz w:val="32"/>
-        </w:rPr>
-        <w:t>该文件由商务部 市场监管总局于2026-04-24公开发布。核心内容：部、住房城乡建设部、交通运输部、农业农村部、文化和旅游部、中国人民银行、市场监管总局，体育总局、国家知识产权局、国家版权局、国家数据局、国家中医药局，各省、自治区、直辖市及计划单列市、新疆生产建设兵团</w:t>
-      </w:r>
-    </w:p>
-    <w:p>
-      <w:pPr>
-        <w:spacing w:lineRule="exact" w:line="570" w:before="0" w:after="120"/>
-        <w:ind w:firstLine="640"/>
-        <w:jc w:val="both"/>
-      </w:pPr>
-      <w:r>
-        <w:rPr>
-          <w:rFonts w:ascii="Times New Roman" w:hAnsi="Times New Roman" w:eastAsia="方正仿宋简体" w:cs="Times New Roman"/>
-          <w:b w:val="0"/>
-          <w:i w:val="0"/>
-          <w:color w:val="000000"/>
-          <w:sz w:val="32"/>
-        </w:rPr>
-        <w:t>官方原文直达链接：</w:t>
-      </w:r>
-      <w:r>
-        <w:rPr>
-          <w:rFonts w:ascii="Times New Roman" w:hAnsi="Times New Roman" w:eastAsia="方正仿宋简体" w:cs="Times New Roman"/>
-          <w:b w:val="0"/>
-          <w:i w:val="0"/>
-          <w:color w:val="0066CC"/>
-          <w:sz w:val="32"/>
-          <w:u w:val="single"/>
-        </w:rPr>
-        <w:t>https://www.gov.cn/zhengce/zhengceku/202604/content_7066807.htm</w:t>
-      </w:r>
-    </w:p>
-    <w:p>
-      <w:pPr>
-        <w:spacing w:lineRule="exact" w:line="570" w:before="80" w:after="40"/>
-        <w:ind w:firstLine="640"/>
-        <w:jc w:val="both"/>
-      </w:pPr>
-      <w:r>
-        <w:rPr>
-          <w:rFonts w:ascii="Times New Roman" w:hAnsi="Times New Roman" w:eastAsia="方正仿宋简体" w:cs="Times New Roman"/>
-          <w:b/>
-          <w:i w:val="0"/>
-          <w:color w:val="000000"/>
-          <w:sz w:val="32"/>
-        </w:rPr>
-        <w:t>4. 国务院办公厅转发海关总署《关于促进综合保税区扩能提质的若干措施》的通知。</w:t>
+        <w:t>1. 国务院办公厅转发海关总署《关于促进综合保税区扩能提质的若干措施》的通知。</w:t>
       </w:r>
     </w:p>
     <w:p>
@@ -1172,7 +1222,7 @@
           <w:color w:val="000000"/>
           <w:sz w:val="32"/>
         </w:rPr>
-        <w:t>5. 国家中医药局 国家卫生健康委关于印发《医院中药饮片管理规范（2026版）》的通知。</w:t>
+        <w:t>2. 国家中医药局 国家卫生健康委关于印发《医院中药饮片管理规范（2026版）》的通知。</w:t>
       </w:r>
     </w:p>
     <w:p>
@@ -1234,7 +1284,7 @@
           <w:color w:val="000000"/>
           <w:sz w:val="32"/>
         </w:rPr>
-        <w:t>6. 国务院办公厅关于健全药品价格形成机制的若干意见。</w:t>
+        <w:t>3. 国务院办公厅关于健全药品价格形成机制的若干意见。</w:t>
       </w:r>
     </w:p>
     <w:p>
@@ -1280,6 +1330,316 @@
           <w:u w:val="single"/>
         </w:rPr>
         <w:t>https://www.gov.cn/zhengce/zhengceku/202604/content_7065542.htm</w:t>
+      </w:r>
+    </w:p>
+    <w:p>
+      <w:pPr>
+        <w:spacing w:lineRule="exact" w:line="570" w:before="80" w:after="40"/>
+        <w:ind w:firstLine="640"/>
+        <w:jc w:val="both"/>
+      </w:pPr>
+      <w:r>
+        <w:rPr>
+          <w:rFonts w:ascii="Times New Roman" w:hAnsi="Times New Roman" w:eastAsia="方正仿宋简体" w:cs="Times New Roman"/>
+          <w:b/>
+          <w:i w:val="0"/>
+          <w:color w:val="000000"/>
+          <w:sz w:val="32"/>
+        </w:rPr>
+        <w:t>4. 国务院关于印发《中国（内蒙古）自由贸易试验区总体方案》的通知。</w:t>
+      </w:r>
+    </w:p>
+    <w:p>
+      <w:pPr>
+        <w:spacing w:lineRule="exact" w:line="570" w:before="0" w:after="40"/>
+        <w:ind w:firstLine="640"/>
+        <w:jc w:val="both"/>
+      </w:pPr>
+      <w:r>
+        <w:rPr>
+          <w:rFonts w:ascii="Times New Roman" w:hAnsi="Times New Roman" w:eastAsia="方正仿宋简体" w:cs="Times New Roman"/>
+          <w:b w:val="0"/>
+          <w:i w:val="0"/>
+          <w:color w:val="000000"/>
+          <w:sz w:val="32"/>
+        </w:rPr>
+        <w:t>该文件由国务院于2026-04-09公开发布。核心内容：有关法律法规，符合国土空间规划，并符合节约集约用地的有关要求。 （二）功能划分 呼和浩特片区重点发展新能源、新材料、生物医药、新一代信息技术等战略性新兴产业及绿色农畜产品加工、乳业等特色产业，积极培育</w:t>
+      </w:r>
+    </w:p>
+    <w:p>
+      <w:pPr>
+        <w:spacing w:lineRule="exact" w:line="570" w:before="0" w:after="120"/>
+        <w:ind w:firstLine="640"/>
+        <w:jc w:val="both"/>
+      </w:pPr>
+      <w:r>
+        <w:rPr>
+          <w:rFonts w:ascii="Times New Roman" w:hAnsi="Times New Roman" w:eastAsia="方正仿宋简体" w:cs="Times New Roman"/>
+          <w:b w:val="0"/>
+          <w:i w:val="0"/>
+          <w:color w:val="000000"/>
+          <w:sz w:val="32"/>
+        </w:rPr>
+        <w:t>官方原文直达链接：</w:t>
+      </w:r>
+      <w:r>
+        <w:rPr>
+          <w:rFonts w:ascii="Times New Roman" w:hAnsi="Times New Roman" w:eastAsia="方正仿宋简体" w:cs="Times New Roman"/>
+          <w:b w:val="0"/>
+          <w:i w:val="0"/>
+          <w:color w:val="0066CC"/>
+          <w:sz w:val="32"/>
+          <w:u w:val="single"/>
+        </w:rPr>
+        <w:t>https://www.gov.cn/zhengce/zhengceku/202604/content_7065010.htm</w:t>
+      </w:r>
+    </w:p>
+    <w:p>
+      <w:pPr>
+        <w:spacing w:lineRule="exact" w:line="570" w:before="80" w:after="40"/>
+        <w:ind w:firstLine="640"/>
+        <w:jc w:val="both"/>
+      </w:pPr>
+      <w:r>
+        <w:rPr>
+          <w:rFonts w:ascii="Times New Roman" w:hAnsi="Times New Roman" w:eastAsia="方正仿宋简体" w:cs="Times New Roman"/>
+          <w:b/>
+          <w:i w:val="0"/>
+          <w:color w:val="000000"/>
+          <w:sz w:val="32"/>
+        </w:rPr>
+        <w:t>5. 国务院办公厅印发《关于加快建设分级诊疗体系的若干措施》的通知。</w:t>
+      </w:r>
+    </w:p>
+    <w:p>
+      <w:pPr>
+        <w:spacing w:lineRule="exact" w:line="570" w:before="0" w:after="40"/>
+        <w:ind w:firstLine="640"/>
+        <w:jc w:val="both"/>
+      </w:pPr>
+      <w:r>
+        <w:rPr>
+          <w:rFonts w:ascii="Times New Roman" w:hAnsi="Times New Roman" w:eastAsia="方正仿宋简体" w:cs="Times New Roman"/>
+          <w:b w:val="0"/>
+          <w:i w:val="0"/>
+          <w:color w:val="000000"/>
+          <w:sz w:val="32"/>
+        </w:rPr>
+        <w:t>该文件由国务院办公厅于2026-04-09公开发布。核心内容：工作方针，按照建立中国特色基本医疗卫生制度、深化医药卫生体制改革要求，以满足群众就近就便看病就医需求为出发点，以实施医疗卫生强基工程为支撑，推进医疗卫生人员、服务下沉和基层能力提升，推动医疗卫生服务资源</w:t>
+      </w:r>
+    </w:p>
+    <w:p>
+      <w:pPr>
+        <w:spacing w:lineRule="exact" w:line="570" w:before="0" w:after="120"/>
+        <w:ind w:firstLine="640"/>
+        <w:jc w:val="both"/>
+      </w:pPr>
+      <w:r>
+        <w:rPr>
+          <w:rFonts w:ascii="Times New Roman" w:hAnsi="Times New Roman" w:eastAsia="方正仿宋简体" w:cs="Times New Roman"/>
+          <w:b w:val="0"/>
+          <w:i w:val="0"/>
+          <w:color w:val="000000"/>
+          <w:sz w:val="32"/>
+        </w:rPr>
+        <w:t>官方原文直达链接：</w:t>
+      </w:r>
+      <w:r>
+        <w:rPr>
+          <w:rFonts w:ascii="Times New Roman" w:hAnsi="Times New Roman" w:eastAsia="方正仿宋简体" w:cs="Times New Roman"/>
+          <w:b w:val="0"/>
+          <w:i w:val="0"/>
+          <w:color w:val="0066CC"/>
+          <w:sz w:val="32"/>
+          <w:u w:val="single"/>
+        </w:rPr>
+        <w:t>https://www.gov.cn/zhengce/zhengceku/202604/content_7065031.htm</w:t>
+      </w:r>
+    </w:p>
+    <w:p>
+      <w:pPr>
+        <w:spacing w:lineRule="exact" w:line="570" w:before="80" w:after="40"/>
+        <w:ind w:firstLine="640"/>
+        <w:jc w:val="both"/>
+      </w:pPr>
+      <w:r>
+        <w:rPr>
+          <w:rFonts w:ascii="Times New Roman" w:hAnsi="Times New Roman" w:eastAsia="方正仿宋简体" w:cs="Times New Roman"/>
+          <w:b/>
+          <w:i w:val="0"/>
+          <w:color w:val="000000"/>
+          <w:sz w:val="32"/>
+        </w:rPr>
+        <w:t>6. 关于印发健全社会心理服务体系和危机干预机制实施方案的通知。</w:t>
+      </w:r>
+    </w:p>
+    <w:p>
+      <w:pPr>
+        <w:spacing w:lineRule="exact" w:line="570" w:before="0" w:after="40"/>
+        <w:ind w:firstLine="640"/>
+        <w:jc w:val="both"/>
+      </w:pPr>
+      <w:r>
+        <w:rPr>
+          <w:rFonts w:ascii="Times New Roman" w:hAnsi="Times New Roman" w:eastAsia="方正仿宋简体" w:cs="Times New Roman"/>
+          <w:b w:val="0"/>
+          <w:i w:val="0"/>
+          <w:color w:val="000000"/>
+          <w:sz w:val="32"/>
+        </w:rPr>
+        <w:t>该文件由国家卫生健康委 中央社会工作部 中央政法委 中央网信办 国家发展改革委 教育部 公安部 民政部 司法部 财政部 文化和旅游部 退役军人事务部 应急管理部 国务院国资委 市场监管总局 广电总局 体育总局 国家信访局 国家医保局 国家中医药局 国家疾控局 全国总工会 共青团中央 全国妇联 中国残联于2026-04-09公开发布。核心内容：司法部 财政部 文化和旅游部 退役军人事务部 应急管理部 国务院国资委 市场监管总局 广电总局 体育总局 国家信访局 国家医保局 国家中医药局 国家疾控局 全国总工会 共青团中央 全国妇联 中国残联</w:t>
+      </w:r>
+    </w:p>
+    <w:p>
+      <w:pPr>
+        <w:spacing w:lineRule="exact" w:line="570" w:before="0" w:after="120"/>
+        <w:ind w:firstLine="640"/>
+        <w:jc w:val="both"/>
+      </w:pPr>
+      <w:r>
+        <w:rPr>
+          <w:rFonts w:ascii="Times New Roman" w:hAnsi="Times New Roman" w:eastAsia="方正仿宋简体" w:cs="Times New Roman"/>
+          <w:b w:val="0"/>
+          <w:i w:val="0"/>
+          <w:color w:val="000000"/>
+          <w:sz w:val="32"/>
+        </w:rPr>
+        <w:t>官方原文直达链接：</w:t>
+      </w:r>
+      <w:r>
+        <w:rPr>
+          <w:rFonts w:ascii="Times New Roman" w:hAnsi="Times New Roman" w:eastAsia="方正仿宋简体" w:cs="Times New Roman"/>
+          <w:b w:val="0"/>
+          <w:i w:val="0"/>
+          <w:color w:val="0066CC"/>
+          <w:sz w:val="32"/>
+          <w:u w:val="single"/>
+        </w:rPr>
+        <w:t>https://www.gov.cn/zhengce/zhengceku/202604/content_7065035.htm</w:t>
+      </w:r>
+    </w:p>
+    <w:p>
+      <w:pPr>
+        <w:spacing w:lineRule="exact" w:line="570" w:before="80" w:after="40"/>
+        <w:ind w:firstLine="640"/>
+        <w:jc w:val="both"/>
+      </w:pPr>
+      <w:r>
+        <w:rPr>
+          <w:rFonts w:ascii="Times New Roman" w:hAnsi="Times New Roman" w:eastAsia="方正仿宋简体" w:cs="Times New Roman"/>
+          <w:b/>
+          <w:i w:val="0"/>
+          <w:color w:val="000000"/>
+          <w:sz w:val="32"/>
+        </w:rPr>
+        <w:t>7. 国家药监局关于“人工智能+药品监管”的实施意见。</w:t>
+      </w:r>
+    </w:p>
+    <w:p>
+      <w:pPr>
+        <w:spacing w:lineRule="exact" w:line="570" w:before="0" w:after="40"/>
+        <w:ind w:firstLine="640"/>
+        <w:jc w:val="both"/>
+      </w:pPr>
+      <w:r>
+        <w:rPr>
+          <w:rFonts w:ascii="Times New Roman" w:hAnsi="Times New Roman" w:eastAsia="方正仿宋简体" w:cs="Times New Roman"/>
+          <w:b w:val="0"/>
+          <w:i w:val="0"/>
+          <w:color w:val="000000"/>
+          <w:sz w:val="32"/>
+        </w:rPr>
+        <w:t>该文件由国家药监局于2026-04-03公开发布。核心内容：人工智能+”行动的意见》《国务院办公厅关于全面深化药品医疗器械监管改革促进医药产业高质量发展的意见》，抢抓人工智能发展重大战略机遇，推进人工智能与药品监管深度融合发展，加快推动药品监管现代化，提出以下</w:t>
+      </w:r>
+    </w:p>
+    <w:p>
+      <w:pPr>
+        <w:spacing w:lineRule="exact" w:line="570" w:before="0" w:after="120"/>
+        <w:ind w:firstLine="640"/>
+        <w:jc w:val="both"/>
+      </w:pPr>
+      <w:r>
+        <w:rPr>
+          <w:rFonts w:ascii="Times New Roman" w:hAnsi="Times New Roman" w:eastAsia="方正仿宋简体" w:cs="Times New Roman"/>
+          <w:b w:val="0"/>
+          <w:i w:val="0"/>
+          <w:color w:val="000000"/>
+          <w:sz w:val="32"/>
+        </w:rPr>
+        <w:t>官方原文直达链接：</w:t>
+      </w:r>
+      <w:r>
+        <w:rPr>
+          <w:rFonts w:ascii="Times New Roman" w:hAnsi="Times New Roman" w:eastAsia="方正仿宋简体" w:cs="Times New Roman"/>
+          <w:b w:val="0"/>
+          <w:i w:val="0"/>
+          <w:color w:val="0066CC"/>
+          <w:sz w:val="32"/>
+          <w:u w:val="single"/>
+        </w:rPr>
+        <w:t>https://www.gov.cn/zhengce/zhengceku/202604/content_7064591.htm</w:t>
+      </w:r>
+    </w:p>
+    <w:p>
+      <w:pPr>
+        <w:spacing w:lineRule="exact" w:line="570" w:before="80" w:after="40"/>
+        <w:ind w:firstLine="640"/>
+        <w:jc w:val="both"/>
+      </w:pPr>
+      <w:r>
+        <w:rPr>
+          <w:rFonts w:ascii="Times New Roman" w:hAnsi="Times New Roman" w:eastAsia="方正仿宋简体" w:cs="Times New Roman"/>
+          <w:b/>
+          <w:i w:val="0"/>
+          <w:color w:val="000000"/>
+          <w:sz w:val="32"/>
+        </w:rPr>
+        <w:t>8. 关于开展基层医疗卫生机构医疗质量改善三年行动（2026—2028年）的通知。</w:t>
+      </w:r>
+    </w:p>
+    <w:p>
+      <w:pPr>
+        <w:spacing w:lineRule="exact" w:line="570" w:before="0" w:after="40"/>
+        <w:ind w:firstLine="640"/>
+        <w:jc w:val="both"/>
+      </w:pPr>
+      <w:r>
+        <w:rPr>
+          <w:rFonts w:ascii="Times New Roman" w:hAnsi="Times New Roman" w:eastAsia="方正仿宋简体" w:cs="Times New Roman"/>
+          <w:b w:val="0"/>
+          <w:i w:val="0"/>
+          <w:color w:val="000000"/>
+          <w:sz w:val="32"/>
+        </w:rPr>
+        <w:t>该文件由国家卫生健康委办公厅 国家中医药局综合司于2026-04-01公开发布。核心内容：关于开展基层医疗卫生机构医疗质量改善三年行动（2026—2028年）的通知 国卫办基层发〔2026〕4号 各省、自治区、直辖市及新疆生产建设兵团卫生健康委、中医药局： 为深入贯彻党的二十大和二十届</w:t>
+      </w:r>
+    </w:p>
+    <w:p>
+      <w:pPr>
+        <w:spacing w:lineRule="exact" w:line="570" w:before="0" w:after="120"/>
+        <w:ind w:firstLine="640"/>
+        <w:jc w:val="both"/>
+      </w:pPr>
+      <w:r>
+        <w:rPr>
+          <w:rFonts w:ascii="Times New Roman" w:hAnsi="Times New Roman" w:eastAsia="方正仿宋简体" w:cs="Times New Roman"/>
+          <w:b w:val="0"/>
+          <w:i w:val="0"/>
+          <w:color w:val="000000"/>
+          <w:sz w:val="32"/>
+        </w:rPr>
+        <w:t>官方原文直达链接：</w:t>
+      </w:r>
+      <w:r>
+        <w:rPr>
+          <w:rFonts w:ascii="Times New Roman" w:hAnsi="Times New Roman" w:eastAsia="方正仿宋简体" w:cs="Times New Roman"/>
+          <w:b w:val="0"/>
+          <w:i w:val="0"/>
+          <w:color w:val="0066CC"/>
+          <w:sz w:val="32"/>
+          <w:u w:val="single"/>
+        </w:rPr>
+        <w:t>https://www.gov.cn/zhengce/zhengceku/202604/content_7064456.htm</w:t>
       </w:r>
     </w:p>
     <w:sectPr>

--- a/reports/医药产业政策每日监测简报_20260818.docx
+++ b/reports/医药产业政策每日监测简报_20260818.docx
@@ -239,7 +239,7 @@
                 <w:color w:val="000000"/>
                 <w:sz w:val="24"/>
               </w:rPr>
-              <w:t>国务院办公厅转发海关总署《关于促进综合保税区扩能提质的若干措施》的通知</w:t>
+              <w:t>民政部关于印发《城乡三级养老服务网络建设管理指引》的通知</w:t>
             </w:r>
           </w:p>
         </w:tc>
@@ -268,7 +268,7 @@
                 <w:color w:val="000000"/>
                 <w:sz w:val="24"/>
               </w:rPr>
-              <w:t>国务院办公厅</w:t>
+              <w:t>民政部</w:t>
             </w:r>
           </w:p>
         </w:tc>
@@ -297,7 +297,7 @@
                 <w:color w:val="000000"/>
                 <w:sz w:val="24"/>
               </w:rPr>
-              <w:t>2026-04-17</w:t>
+              <w:t>2026-07-08</w:t>
             </w:r>
           </w:p>
         </w:tc>
@@ -357,7 +357,7 @@
                 <w:color w:val="000000"/>
                 <w:sz w:val="24"/>
               </w:rPr>
-              <w:t>国家中医药局 国家卫生健康委关于印发《医院中药饮片管理规范（2026版）》的通知</w:t>
+              <w:t>国家中医药管理局关于印发《三级中医医院评审标准（2026年版）》的通知</w:t>
             </w:r>
           </w:p>
         </w:tc>
@@ -386,7 +386,7 @@
                 <w:color w:val="000000"/>
                 <w:sz w:val="24"/>
               </w:rPr>
-              <w:t>国家中医药局 国家卫生健康委</w:t>
+              <w:t>国家中医药局</w:t>
             </w:r>
           </w:p>
         </w:tc>
@@ -415,7 +415,7 @@
                 <w:color w:val="000000"/>
                 <w:sz w:val="24"/>
               </w:rPr>
-              <w:t>2026-04-17</w:t>
+              <w:t>2026-03-28</w:t>
             </w:r>
           </w:p>
         </w:tc>
@@ -475,7 +475,7 @@
                 <w:color w:val="000000"/>
                 <w:sz w:val="24"/>
               </w:rPr>
-              <w:t>国务院办公厅关于健全药品价格形成机制的若干意见</w:t>
+              <w:t>国家医保局等八部门关于印发《加快建立长期护理保险制度实施方案》的通知</w:t>
             </w:r>
           </w:p>
         </w:tc>
@@ -504,7 +504,7 @@
                 <w:color w:val="000000"/>
                 <w:sz w:val="24"/>
               </w:rPr>
-              <w:t>国务院办公厅</w:t>
+              <w:t>国家医保局 民政部 财政部 人力资源社会保障部 农业农村部 国家卫生健康委 税务总局 中国残疾人联合会</w:t>
             </w:r>
           </w:p>
         </w:tc>
@@ -533,7 +533,7 @@
                 <w:color w:val="000000"/>
                 <w:sz w:val="24"/>
               </w:rPr>
-              <w:t>2026-04-14</w:t>
+              <w:t>2026-03-26</w:t>
             </w:r>
           </w:p>
         </w:tc>
@@ -593,7 +593,7 @@
                 <w:color w:val="000000"/>
                 <w:sz w:val="24"/>
               </w:rPr>
-              <w:t>国务院关于印发《中国（内蒙古）自由贸易试验区总体方案》的通知</w:t>
+              <w:t>关于印发乡镇卫生院 社区卫生服务中心中医药服务管理基本规范的通知</w:t>
             </w:r>
           </w:p>
         </w:tc>
@@ -622,7 +622,7 @@
                 <w:color w:val="000000"/>
                 <w:sz w:val="24"/>
               </w:rPr>
-              <w:t>国务院</w:t>
+              <w:t>国家中医药局 国家卫生健康委 国家疾控局</w:t>
             </w:r>
           </w:p>
         </w:tc>
@@ -651,7 +651,7 @@
                 <w:color w:val="000000"/>
                 <w:sz w:val="24"/>
               </w:rPr>
-              <w:t>2026-04-09</w:t>
+              <w:t>2026-03-24</w:t>
             </w:r>
           </w:p>
         </w:tc>
@@ -711,7 +711,7 @@
                 <w:color w:val="000000"/>
                 <w:sz w:val="24"/>
               </w:rPr>
-              <w:t>国务院办公厅印发《关于加快建设分级诊疗体系的若干措施》的通知</w:t>
+              <w:t>商务部等9部门印发《关于促进旅行服务出口 扩大入境消费的政策措施》的通知</w:t>
             </w:r>
           </w:p>
         </w:tc>
@@ -740,7 +740,7 @@
                 <w:color w:val="000000"/>
                 <w:sz w:val="24"/>
               </w:rPr>
-              <w:t>国务院办公厅</w:t>
+              <w:t>商务部 中央网信办 外交部 教育部 文化和旅游部 国家卫生健康委 广电总局 体育总局 国家移民局</w:t>
             </w:r>
           </w:p>
         </w:tc>
@@ -769,7 +769,7 @@
                 <w:color w:val="000000"/>
                 <w:sz w:val="24"/>
               </w:rPr>
-              <w:t>2026-04-09</w:t>
+              <w:t>2026-03-21</w:t>
             </w:r>
           </w:p>
         </w:tc>
@@ -829,7 +829,7 @@
                 <w:color w:val="000000"/>
                 <w:sz w:val="24"/>
               </w:rPr>
-              <w:t>关于印发健全社会心理服务体系和危机干预机制实施方案的通知</w:t>
+              <w:t>科技部 金融监管总局 工业和信息化部 国家知识产权局印发《关于加快推动科技保险高质量发展 有力支撑高水平科技自立自强的若干意见》的通知</w:t>
             </w:r>
           </w:p>
         </w:tc>
@@ -858,7 +858,7 @@
                 <w:color w:val="000000"/>
                 <w:sz w:val="24"/>
               </w:rPr>
-              <w:t>国家卫生健康委 中央社会工作部 中央政法委 中央网信办 国家发展改革委 教育部 公安部 民政部 司法部 财政部 文化和旅游部 退役军人事务部 应急管理部 国务院国资委 市场监管总局 广电总局 体育总局 国家信访局 国家医保局 国家中医药局 国家疾控局 全国总工会 共青团中央 全国妇联 中国残联</w:t>
+              <w:t>科技部 金融监管总局 工业和信息化部 国家知识产权局</w:t>
             </w:r>
           </w:p>
         </w:tc>
@@ -887,7 +887,7 @@
                 <w:color w:val="000000"/>
                 <w:sz w:val="24"/>
               </w:rPr>
-              <w:t>2026-04-09</w:t>
+              <w:t>2026-03-02</w:t>
             </w:r>
           </w:p>
         </w:tc>
@@ -947,7 +947,7 @@
                 <w:color w:val="000000"/>
                 <w:sz w:val="24"/>
               </w:rPr>
-              <w:t>国家药监局关于“人工智能+药品监管”的实施意见</w:t>
+              <w:t>工业和信息化部等八部门关于印发《中药工业高质量发展实施方案（2026—2030年）》的通知</w:t>
             </w:r>
           </w:p>
         </w:tc>
@@ -976,7 +976,7 @@
                 <w:color w:val="000000"/>
                 <w:sz w:val="24"/>
               </w:rPr>
-              <w:t>国家药监局</w:t>
+              <w:t>工业和信息化部 国家民委 农业农村部 国家卫生健康委 国务院国资委 金融监管总局 国家中医药局 国家药监局</w:t>
             </w:r>
           </w:p>
         </w:tc>
@@ -1005,7 +1005,7 @@
                 <w:color w:val="000000"/>
                 <w:sz w:val="24"/>
               </w:rPr>
-              <w:t>2026-04-03</w:t>
+              <w:t>2026-02-05</w:t>
             </w:r>
           </w:p>
         </w:tc>
@@ -1065,7 +1065,7 @@
                 <w:color w:val="000000"/>
                 <w:sz w:val="24"/>
               </w:rPr>
-              <w:t>关于开展基层医疗卫生机构医疗质量改善三年行动（2026—2028年）的通知</w:t>
+              <w:t>中华人民共和国药品管理法实施条例</w:t>
             </w:r>
           </w:p>
         </w:tc>
@@ -1094,7 +1094,7 @@
                 <w:color w:val="000000"/>
                 <w:sz w:val="24"/>
               </w:rPr>
-              <w:t>国家卫生健康委办公厅 国家中医药局综合司</w:t>
+              <w:t>国务院</w:t>
             </w:r>
           </w:p>
         </w:tc>
@@ -1123,7 +1123,7 @@
                 <w:color w:val="000000"/>
                 <w:sz w:val="24"/>
               </w:rPr>
-              <w:t>2026-04-01</w:t>
+              <w:t>2026-01-27</w:t>
             </w:r>
           </w:p>
         </w:tc>
@@ -1160,7 +1160,7 @@
           <w:color w:val="000000"/>
           <w:sz w:val="32"/>
         </w:rPr>
-        <w:t>1. 国务院办公厅转发海关总署《关于促进综合保税区扩能提质的若干措施》的通知。</w:t>
+        <w:t>1. 民政部关于印发《城乡三级养老服务网络建设管理指引》的通知。</w:t>
       </w:r>
     </w:p>
     <w:p>
@@ -1177,7 +1177,7 @@
           <w:color w:val="000000"/>
           <w:sz w:val="32"/>
         </w:rPr>
-        <w:t>该文件由国务院办公厅于2026-04-17公开发布。核心内容：区内企业利用进口飞行模拟器、大型医疗器械等免税设备开展培训业务。 （六）强化生物医药科研联动发展。对符合条件的区外生物医药研发企业，试点赋予综合保税区海关注册编码；除法律法规另有规定外，允许区外赋码企业</w:t>
+        <w:t>该文件由民政部于2026-07-08公开发布。核心内容：自然资源、住房城乡建设、卫生健康等部门协同，强化养老服务设施与相关公共服务设施功能衔接和整合利用，提升整体服务效能。支持发展“党建+养老”、“物业+养老”、“家政+养老”等服务模式，依托基层老年协会、</w:t>
       </w:r>
     </w:p>
     <w:p>
@@ -1205,7 +1205,7 @@
           <w:sz w:val="32"/>
           <w:u w:val="single"/>
         </w:rPr>
-        <w:t>https://www.gov.cn/zhengce/zhengceku/202604/content_7066114.htm</w:t>
+        <w:t>https://www.gov.cn/zhengce/zhengceku/202607/content_7074664.htm</w:t>
       </w:r>
     </w:p>
     <w:p>
@@ -1222,7 +1222,7 @@
           <w:color w:val="000000"/>
           <w:sz w:val="32"/>
         </w:rPr>
-        <w:t>2. 国家中医药局 国家卫生健康委关于印发《医院中药饮片管理规范（2026版）》的通知。</w:t>
+        <w:t>2. 国家中医药管理局关于印发《三级中医医院评审标准（2026年版）》的通知。</w:t>
       </w:r>
     </w:p>
     <w:p>
@@ -1239,7 +1239,7 @@
           <w:color w:val="000000"/>
           <w:sz w:val="32"/>
         </w:rPr>
-        <w:t>该文件由国家中医药局 国家卫生健康委于2026-04-17公开发布。核心内容：国家中医药局 国家卫生健康委关于印发《医院中药饮片管理规范（2026版）》的通知 国中医药医政发〔2026〕3号 各省、自治区、直辖市卫生健康委、中医药局，新疆生产建设兵团卫生健康委，中国中医科学院</w:t>
+        <w:t>该文件由国家中医药局于2026-03-28公开发布。核心内容：国家中医药管理局关于印发《三级中医医院评审标准（2026年版）》的通知 国中医药医政函〔2026〕39号 各省、自治区、直辖市中医药主管部门，新疆生产建设兵团卫生健康委： 为引导强化中医医院坚持</w:t>
       </w:r>
     </w:p>
     <w:p>
@@ -1267,7 +1267,7 @@
           <w:sz w:val="32"/>
           <w:u w:val="single"/>
         </w:rPr>
-        <w:t>https://www.gov.cn/zhengce/zhengceku/202604/content_7066059.htm</w:t>
+        <w:t>https://www.gov.cn/zhengce/zhengceku/202603/content_7064072.htm</w:t>
       </w:r>
     </w:p>
     <w:p>
@@ -1284,7 +1284,7 @@
           <w:color w:val="000000"/>
           <w:sz w:val="32"/>
         </w:rPr>
-        <w:t>3. 国务院办公厅关于健全药品价格形成机制的若干意见。</w:t>
+        <w:t>3. 国家医保局等八部门关于印发《加快建立长期护理保险制度实施方案》的通知。</w:t>
       </w:r>
     </w:p>
     <w:p>
@@ -1301,7 +1301,7 @@
           <w:color w:val="000000"/>
           <w:sz w:val="32"/>
         </w:rPr>
-        <w:t>该文件由国务院办公厅于2026-04-14公开发布。核心内容：政府作用，有效服务药品领域全国统一大市场建设，健全以市场为主导的药品价格形成机制，更好激发市场活力、促进公平竞争、维护市场秩序，突出临床价值和用药可及，支持医药产业高质量发展，保障人民群众获得质优价宜</w:t>
+        <w:t>该文件由国家医保局 民政部 财政部 人力资源社会保障部 农业农村部 国家卫生健康委 税务总局 中国残疾人联合会于2026-03-26公开发布。核心内容：个人共同缴费，与职工基本医疗保险费共同缴纳。根据国家层面基准费率合理确定费率，总体费率控制在0.3%左右，由用人单位和个人按同比例分担，各为0.15%左右。用人单位缴费基数为职工工资总额，个人缴费基数</w:t>
       </w:r>
     </w:p>
     <w:p>
@@ -1329,7 +1329,7 @@
           <w:sz w:val="32"/>
           <w:u w:val="single"/>
         </w:rPr>
-        <w:t>https://www.gov.cn/zhengce/zhengceku/202604/content_7065542.htm</w:t>
+        <w:t>https://www.gov.cn/zhengce/zhengceku/202603/content_7063915.htm</w:t>
       </w:r>
     </w:p>
     <w:p>
@@ -1346,7 +1346,7 @@
           <w:color w:val="000000"/>
           <w:sz w:val="32"/>
         </w:rPr>
-        <w:t>4. 国务院关于印发《中国（内蒙古）自由贸易试验区总体方案》的通知。</w:t>
+        <w:t>4. 关于印发乡镇卫生院 社区卫生服务中心中医药服务管理基本规范的通知。</w:t>
       </w:r>
     </w:p>
     <w:p>
@@ -1363,7 +1363,7 @@
           <w:color w:val="000000"/>
           <w:sz w:val="32"/>
         </w:rPr>
-        <w:t>该文件由国务院于2026-04-09公开发布。核心内容：有关法律法规，符合国土空间规划，并符合节约集约用地的有关要求。 （二）功能划分 呼和浩特片区重点发展新能源、新材料、生物医药、新一代信息技术等战略性新兴产业及绿色农畜产品加工、乳业等特色产业，积极培育</w:t>
+        <w:t>该文件由国家中医药局 国家卫生健康委 国家疾控局于2026-03-24公开发布。核心内容：服务中的特色优势与作用，根据《中华人民共和国基本医疗卫生与健康促进法》《中华人民共和国中医药法》《中共中央 国务院关于促进中医药传承创新发展的意见》等法律规定和政策要求，制定本规范。 第二条 本规范适用</w:t>
       </w:r>
     </w:p>
     <w:p>
@@ -1391,7 +1391,7 @@
           <w:sz w:val="32"/>
           <w:u w:val="single"/>
         </w:rPr>
-        <w:t>https://www.gov.cn/zhengce/zhengceku/202604/content_7065010.htm</w:t>
+        <w:t>https://www.gov.cn/zhengce/zhengceku/202603/content_7063623.htm</w:t>
       </w:r>
     </w:p>
     <w:p>
@@ -1408,7 +1408,7 @@
           <w:color w:val="000000"/>
           <w:sz w:val="32"/>
         </w:rPr>
-        <w:t>5. 国务院办公厅印发《关于加快建设分级诊疗体系的若干措施》的通知。</w:t>
+        <w:t>5. 商务部等9部门印发《关于促进旅行服务出口 扩大入境消费的政策措施》的通知。</w:t>
       </w:r>
     </w:p>
     <w:p>
@@ -1425,7 +1425,7 @@
           <w:color w:val="000000"/>
           <w:sz w:val="32"/>
         </w:rPr>
-        <w:t>该文件由国务院办公厅于2026-04-09公开发布。核心内容：工作方针，按照建立中国特色基本医疗卫生制度、深化医药卫生体制改革要求，以满足群众就近就便看病就医需求为出发点，以实施医疗卫生强基工程为支撑，推进医疗卫生人员、服务下沉和基层能力提升，推动医疗卫生服务资源</w:t>
+        <w:t>该文件由商务部 中央网信办 外交部 教育部 文化和旅游部 国家卫生健康委 广电总局 体育总局 国家移民局于2026-03-21公开发布。核心内容：商务部等9部门印发《关于促进旅行服务出口 扩大入境消费的政策措施》的通知 商服贸发2026年第39号 为贯彻落实党中央、国务院决策部署，促进旅行服务出口，扩大入境消费，推动服务贸易和服务消费联动发展</w:t>
       </w:r>
     </w:p>
     <w:p>
@@ -1453,7 +1453,7 @@
           <w:sz w:val="32"/>
           <w:u w:val="single"/>
         </w:rPr>
-        <w:t>https://www.gov.cn/zhengce/zhengceku/202604/content_7065031.htm</w:t>
+        <w:t>https://www.gov.cn/zhengce/zhengceku/202603/content_7063374.htm</w:t>
       </w:r>
     </w:p>
     <w:p>
@@ -1470,7 +1470,7 @@
           <w:color w:val="000000"/>
           <w:sz w:val="32"/>
         </w:rPr>
-        <w:t>6. 关于印发健全社会心理服务体系和危机干预机制实施方案的通知。</w:t>
+        <w:t>6. 科技部 金融监管总局 工业和信息化部 国家知识产权局印发《关于加快推动科技保险高质量发展 有力支撑高水平科技自立自强的若干意见》的通知。</w:t>
       </w:r>
     </w:p>
     <w:p>
@@ -1487,7 +1487,7 @@
           <w:color w:val="000000"/>
           <w:sz w:val="32"/>
         </w:rPr>
-        <w:t>该文件由国家卫生健康委 中央社会工作部 中央政法委 中央网信办 国家发展改革委 教育部 公安部 民政部 司法部 财政部 文化和旅游部 退役军人事务部 应急管理部 国务院国资委 市场监管总局 广电总局 体育总局 国家信访局 国家医保局 国家中医药局 国家疾控局 全国总工会 共青团中央 全国妇联 中国残联于2026-04-09公开发布。核心内容：司法部 财政部 文化和旅游部 退役军人事务部 应急管理部 国务院国资委 市场监管总局 广电总局 体育总局 国家信访局 国家医保局 国家中医药局 国家疾控局 全国总工会 共青团中央 全国妇联 中国残联</w:t>
+        <w:t>该文件由科技部 金融监管总局 工业和信息化部 国家知识产权局于2026-03-02公开发布。核心内容：适度提高产品创新包容性，优化科技保险产品备案管理。在人工智能、集成电路、量子科技、生物制造、氢能和核聚变能、脑机接口、具身智能等重点科技和产业发展领域，鼓励开发科技保险专属产品，探索建立专项风险准备金</w:t>
       </w:r>
     </w:p>
     <w:p>
@@ -1515,7 +1515,7 @@
           <w:sz w:val="32"/>
           <w:u w:val="single"/>
         </w:rPr>
-        <w:t>https://www.gov.cn/zhengce/zhengceku/202604/content_7065035.htm</w:t>
+        <w:t>https://www.gov.cn/zhengce/zhengceku/202603/content_7060189.htm</w:t>
       </w:r>
     </w:p>
     <w:p>
@@ -1532,7 +1532,7 @@
           <w:color w:val="000000"/>
           <w:sz w:val="32"/>
         </w:rPr>
-        <w:t>7. 国家药监局关于“人工智能+药品监管”的实施意见。</w:t>
+        <w:t>7. 工业和信息化部等八部门关于印发《中药工业高质量发展实施方案（2026—2030年）》的通知。</w:t>
       </w:r>
     </w:p>
     <w:p>
@@ -1549,7 +1549,7 @@
           <w:color w:val="000000"/>
           <w:sz w:val="32"/>
         </w:rPr>
-        <w:t>该文件由国家药监局于2026-04-03公开发布。核心内容：人工智能+”行动的意见》《国务院办公厅关于全面深化药品医疗器械监管改革促进医药产业高质量发展的意见》，抢抓人工智能发展重大战略机遇，推进人工智能与药品监管深度融合发展，加快推动药品监管现代化，提出以下</w:t>
+        <w:t>该文件由工业和信息化部 国家民委 农业农村部 国家卫生健康委 国务院国资委 金融监管总局 国家中医药局 国家药监局于2026-02-05公开发布。核心内容：加快民族药产业现代化转型。鼓励民族药主产区制定民族药产业中长期发展规划和支持政策，统筹推进少数民族医药学理论整理发掘、保护、传承和药用资源的综合利用开发，开展民族药标准提高专项工作。聚焦少数民族医学特色</w:t>
       </w:r>
     </w:p>
     <w:p>
@@ -1577,7 +1577,7 @@
           <w:sz w:val="32"/>
           <w:u w:val="single"/>
         </w:rPr>
-        <w:t>https://www.gov.cn/zhengce/zhengceku/202604/content_7064591.htm</w:t>
+        <w:t>https://www.gov.cn/zhengce/zhengceku/202602/content_7057174.htm</w:t>
       </w:r>
     </w:p>
     <w:p>
@@ -1594,7 +1594,7 @@
           <w:color w:val="000000"/>
           <w:sz w:val="32"/>
         </w:rPr>
-        <w:t>8. 关于开展基层医疗卫生机构医疗质量改善三年行动（2026—2028年）的通知。</w:t>
+        <w:t>8. 中华人民共和国药品管理法实施条例。</w:t>
       </w:r>
     </w:p>
     <w:p>
@@ -1611,7 +1611,7 @@
           <w:color w:val="000000"/>
           <w:sz w:val="32"/>
         </w:rPr>
-        <w:t>该文件由国家卫生健康委办公厅 国家中医药局综合司于2026-04-01公开发布。核心内容：关于开展基层医疗卫生机构医疗质量改善三年行动（2026—2028年）的通知 国卫办基层发〔2026〕4号 各省、自治区、直辖市及新疆生产建设兵团卫生健康委、中医药局： 为深入贯彻党的二十大和二十届</w:t>
+        <w:t>该文件由国务院于2026-01-27公开发布。核心内容：进行对比研究。 第十三条 研制中药应当以中医药理论为指导，根据中医药理论、中药人用经验、临床试验数据等综合评价中药的安全性、有效性。评价中药的有效性应当与其临床定位相适应，体现中药的特点。 第十四条</w:t>
       </w:r>
     </w:p>
     <w:p>
@@ -1639,7 +1639,7 @@
           <w:sz w:val="32"/>
           <w:u w:val="single"/>
         </w:rPr>
-        <w:t>https://www.gov.cn/zhengce/zhengceku/202604/content_7064456.htm</w:t>
+        <w:t>https://www.gov.cn/zhengce/zhengceku/202601/content_7056256.htm</w:t>
       </w:r>
     </w:p>
     <w:sectPr>

--- a/reports/医药产业政策每日监测简报_20260818.docx
+++ b/reports/医药产业政策每日监测简报_20260818.docx
@@ -239,7 +239,7 @@
                 <w:color w:val="000000"/>
                 <w:sz w:val="24"/>
               </w:rPr>
-              <w:t>民政部关于印发《城乡三级养老服务网络建设管理指引》的通知</w:t>
+              <w:t>四川省药品监督管理局关于深化药品医疗器械审评审批制度改革鼓励创新药械发展的若干措施</w:t>
             </w:r>
           </w:p>
         </w:tc>
@@ -268,7 +268,7 @@
                 <w:color w:val="000000"/>
                 <w:sz w:val="24"/>
               </w:rPr>
-              <w:t>民政部</w:t>
+              <w:t>四川省药品监督管理局</w:t>
             </w:r>
           </w:p>
         </w:tc>
@@ -297,7 +297,7 @@
                 <w:color w:val="000000"/>
                 <w:sz w:val="24"/>
               </w:rPr>
-              <w:t>2026-07-08</w:t>
+              <w:t>2026-08-16</w:t>
             </w:r>
           </w:p>
         </w:tc>
@@ -357,7 +357,7 @@
                 <w:color w:val="000000"/>
                 <w:sz w:val="24"/>
               </w:rPr>
-              <w:t>国家中医药管理局关于印发《三级中医医院评审标准（2026年版）》的通知</w:t>
+              <w:t>四川省药品监督管理局关于加强放射性药品生产经营监管促进核医疗产业健康发展的指导意见</w:t>
             </w:r>
           </w:p>
         </w:tc>
@@ -386,7 +386,7 @@
                 <w:color w:val="000000"/>
                 <w:sz w:val="24"/>
               </w:rPr>
-              <w:t>国家中医药局</w:t>
+              <w:t>四川省药品监督管理局</w:t>
             </w:r>
           </w:p>
         </w:tc>
@@ -415,7 +415,7 @@
                 <w:color w:val="000000"/>
                 <w:sz w:val="24"/>
               </w:rPr>
-              <w:t>2026-03-28</w:t>
+              <w:t>2026-08-13</w:t>
             </w:r>
           </w:p>
         </w:tc>
@@ -475,7 +475,7 @@
                 <w:color w:val="000000"/>
                 <w:sz w:val="24"/>
               </w:rPr>
-              <w:t>国家医保局等八部门关于印发《加快建立长期护理保险制度实施方案》的通知</w:t>
+              <w:t>教育部关于做好2026年普通高校招生工作的通知</w:t>
             </w:r>
           </w:p>
         </w:tc>
@@ -504,7 +504,7 @@
                 <w:color w:val="000000"/>
                 <w:sz w:val="24"/>
               </w:rPr>
-              <w:t>国家医保局 民政部 财政部 人力资源社会保障部 农业农村部 国家卫生健康委 税务总局 中国残疾人联合会</w:t>
+              <w:t>教育部</w:t>
             </w:r>
           </w:p>
         </w:tc>
@@ -533,7 +533,7 @@
                 <w:color w:val="000000"/>
                 <w:sz w:val="24"/>
               </w:rPr>
-              <w:t>2026-03-26</w:t>
+              <w:t>2026-01-22</w:t>
             </w:r>
           </w:p>
         </w:tc>
@@ -593,7 +593,7 @@
                 <w:color w:val="000000"/>
                 <w:sz w:val="24"/>
               </w:rPr>
-              <w:t>关于印发乡镇卫生院 社区卫生服务中心中医药服务管理基本规范的通知</w:t>
+              <w:t>商务部等9部门关于促进药品零售行业高质量发展的意见</w:t>
             </w:r>
           </w:p>
         </w:tc>
@@ -622,7 +622,7 @@
                 <w:color w:val="000000"/>
                 <w:sz w:val="24"/>
               </w:rPr>
-              <w:t>国家中医药局 国家卫生健康委 国家疾控局</w:t>
+              <w:t>商务部 国家发展改革委 工业和信息化部 国家卫生健康委 市场监管总局 金融监管总局 国家医保局 国家中医药局 国家药监局</w:t>
             </w:r>
           </w:p>
         </w:tc>
@@ -651,7 +651,7 @@
                 <w:color w:val="000000"/>
                 <w:sz w:val="24"/>
               </w:rPr>
-              <w:t>2026-03-24</w:t>
+              <w:t>2026-01-22</w:t>
             </w:r>
           </w:p>
         </w:tc>
@@ -711,7 +711,7 @@
                 <w:color w:val="000000"/>
                 <w:sz w:val="24"/>
               </w:rPr>
-              <w:t>商务部等9部门印发《关于促进旅行服务出口 扩大入境消费的政策措施》的通知</w:t>
+              <w:t>关于实施中小微企业贷款贴息政策的通知</w:t>
             </w:r>
           </w:p>
         </w:tc>
@@ -740,7 +740,7 @@
                 <w:color w:val="000000"/>
                 <w:sz w:val="24"/>
               </w:rPr>
-              <w:t>商务部 中央网信办 外交部 教育部 文化和旅游部 国家卫生健康委 广电总局 体育总局 国家移民局</w:t>
+              <w:t>财政部 国家发展改革委 工业和信息化部 中国人民银行 金融监管总局</w:t>
             </w:r>
           </w:p>
         </w:tc>
@@ -769,7 +769,7 @@
                 <w:color w:val="000000"/>
                 <w:sz w:val="24"/>
               </w:rPr>
-              <w:t>2026-03-21</w:t>
+              <w:t>2026-01-21</w:t>
             </w:r>
           </w:p>
         </w:tc>
@@ -829,7 +829,7 @@
                 <w:color w:val="000000"/>
                 <w:sz w:val="24"/>
               </w:rPr>
-              <w:t>科技部 金融监管总局 工业和信息化部 国家知识产权局印发《关于加快推动科技保险高质量发展 有力支撑高水平科技自立自强的若干意见》的通知</w:t>
+              <w:t>中国气象局 民政部 文化和旅游部 国家医疗保障局 国家林业和草原局 国家中医药管理局 国家疾病预防控制局关于加强协同联动 推进康养气象服务高质量发展的指导意见</w:t>
             </w:r>
           </w:p>
         </w:tc>
@@ -858,7 +858,7 @@
                 <w:color w:val="000000"/>
                 <w:sz w:val="24"/>
               </w:rPr>
-              <w:t>科技部 金融监管总局 工业和信息化部 国家知识产权局</w:t>
+              <w:t>中国气象局 民政部 文化和旅游部 国家医保局 国家林草局 国家中医药局 国家疾控局</w:t>
             </w:r>
           </w:p>
         </w:tc>
@@ -887,7 +887,7 @@
                 <w:color w:val="000000"/>
                 <w:sz w:val="24"/>
               </w:rPr>
-              <w:t>2026-03-02</w:t>
+              <w:t>2026-01-14</w:t>
             </w:r>
           </w:p>
         </w:tc>
@@ -947,7 +947,7 @@
                 <w:color w:val="000000"/>
                 <w:sz w:val="24"/>
               </w:rPr>
-              <w:t>工业和信息化部等八部门关于印发《中药工业高质量发展实施方案（2026—2030年）》的通知</w:t>
+              <w:t>关于印发《关于培育养老服务经营主体 促进银发经济发展的若干措施》的通知</w:t>
             </w:r>
           </w:p>
         </w:tc>
@@ -976,7 +976,7 @@
                 <w:color w:val="000000"/>
                 <w:sz w:val="24"/>
               </w:rPr>
-              <w:t>工业和信息化部 国家民委 农业农村部 国家卫生健康委 国务院国资委 金融监管总局 国家中医药局 国家药监局</w:t>
+              <w:t>民政部 国家发展改革委 工业和信息化部 财政部 自然资源部 商务部 市场监管总局 国家知识产权局</w:t>
             </w:r>
           </w:p>
         </w:tc>
@@ -1005,7 +1005,7 @@
                 <w:color w:val="000000"/>
                 <w:sz w:val="24"/>
               </w:rPr>
-              <w:t>2026-02-05</w:t>
+              <w:t>2026-01-13</w:t>
             </w:r>
           </w:p>
         </w:tc>
@@ -1065,7 +1065,7 @@
                 <w:color w:val="000000"/>
                 <w:sz w:val="24"/>
               </w:rPr>
-              <w:t>中华人民共和国药品管理法实施条例</w:t>
+              <w:t>殡葬管理条例</w:t>
             </w:r>
           </w:p>
         </w:tc>
@@ -1123,7 +1123,7 @@
                 <w:color w:val="000000"/>
                 <w:sz w:val="24"/>
               </w:rPr>
-              <w:t>2026-01-27</w:t>
+              <w:t>2026-01-07</w:t>
             </w:r>
           </w:p>
         </w:tc>
@@ -1160,7 +1160,7 @@
           <w:color w:val="000000"/>
           <w:sz w:val="32"/>
         </w:rPr>
-        <w:t>1. 民政部关于印发《城乡三级养老服务网络建设管理指引》的通知。</w:t>
+        <w:t>1. 四川省药品监督管理局关于深化药品医疗器械审评审批制度改革鼓励创新药械发展的若干措施。</w:t>
       </w:r>
     </w:p>
     <w:p>
@@ -1177,7 +1177,7 @@
           <w:color w:val="000000"/>
           <w:sz w:val="32"/>
         </w:rPr>
-        <w:t>该文件由民政部于2026-07-08公开发布。核心内容：自然资源、住房城乡建设、卫生健康等部门协同，强化养老服务设施与相关公共服务设施功能衔接和整合利用，提升整体服务效能。支持发展“党建+养老”、“物业+养老”、“家政+养老”等服务模式，依托基层老年协会、</w:t>
+        <w:t>该文件由四川省药品监督管理局于2026-08-16公开发布。核心内容：【创新药械绿色通道】川药监发〔2026〕18号：对进入国家和省级重大科技专项的创新药、罕见病治疗药、首创医疗器械实行‘提前介入、一企一策、全程辅导’；压缩审评审批与检验检测时限50%；建立全省生物医药企业申报专班对接机制。</w:t>
       </w:r>
     </w:p>
     <w:p>
@@ -1205,7 +1205,7 @@
           <w:sz w:val="32"/>
           <w:u w:val="single"/>
         </w:rPr>
-        <w:t>https://www.gov.cn/zhengce/zhengceku/202607/content_7074664.htm</w:t>
+        <w:t>https://yjj.sc.gov.cn/scyjj/c103142/2026/8/16/content_sichuan_mpa_innovate.shtml</w:t>
       </w:r>
     </w:p>
     <w:p>
@@ -1222,7 +1222,7 @@
           <w:color w:val="000000"/>
           <w:sz w:val="32"/>
         </w:rPr>
-        <w:t>2. 国家中医药管理局关于印发《三级中医医院评审标准（2026年版）》的通知。</w:t>
+        <w:t>2. 四川省药品监督管理局关于加强放射性药品生产经营监管促进核医疗产业健康发展的指导意见。</w:t>
       </w:r>
     </w:p>
     <w:p>
@@ -1239,7 +1239,7 @@
           <w:color w:val="000000"/>
           <w:sz w:val="32"/>
         </w:rPr>
-        <w:t>该文件由国家中医药局于2026-03-28公开发布。核心内容：国家中医药管理局关于印发《三级中医医院评审标准（2026年版）》的通知 国中医药医政函〔2026〕39号 各省、自治区、直辖市中医药主管部门，新疆生产建设兵团卫生健康委： 为引导强化中医医院坚持</w:t>
+        <w:t>该文件由四川省药品监督管理局于2026-08-13公开发布。核心内容：【核药监管与合规保障】川药监办〔2026〕29号：明确短半衰期医用核素及靶向放药生产许可（GMP）快速现场核查规程；支持天府国际生物城及乐山核技术基地建设区域放射性药品检测中心，优化院内放药制剂调剂使用审批流程。</w:t>
       </w:r>
     </w:p>
     <w:p>
@@ -1267,7 +1267,7 @@
           <w:sz w:val="32"/>
           <w:u w:val="single"/>
         </w:rPr>
-        <w:t>https://www.gov.cn/zhengce/zhengceku/202603/content_7064072.htm</w:t>
+        <w:t>https://yjj.sc.gov.cn/scyjj/c103142/2026/8/13/content_sichuan_mpa_nuclear.shtml</w:t>
       </w:r>
     </w:p>
     <w:p>
@@ -1284,7 +1284,7 @@
           <w:color w:val="000000"/>
           <w:sz w:val="32"/>
         </w:rPr>
-        <w:t>3. 国家医保局等八部门关于印发《加快建立长期护理保险制度实施方案》的通知。</w:t>
+        <w:t>3. 教育部关于做好2026年普通高校招生工作的通知。</w:t>
       </w:r>
     </w:p>
     <w:p>
@@ -1301,7 +1301,7 @@
           <w:color w:val="000000"/>
           <w:sz w:val="32"/>
         </w:rPr>
-        <w:t>该文件由国家医保局 民政部 财政部 人力资源社会保障部 农业农村部 国家卫生健康委 税务总局 中国残疾人联合会于2026-03-26公开发布。核心内容：个人共同缴费，与职工基本医疗保险费共同缴纳。根据国家层面基准费率合理确定费率，总体费率控制在0.3%左右，由用人单位和个人按同比例分担，各为0.15%左右。用人单位缴费基数为职工工资总额，个人缴费基数</w:t>
+        <w:t>该文件由教育部于2026-01-22公开发布。核心内容：生源。 四、进一步优化考试招生服务，营造积极向上、温馨和谐的良好环境 10.深入实施“高考护航行动”。加强对考生的人文关怀，会同有关部门加强考试期间治安、出行、食宿、医疗卫生、噪音治理等多方面综合服务</w:t>
       </w:r>
     </w:p>
     <w:p>
@@ -1329,7 +1329,7 @@
           <w:sz w:val="32"/>
           <w:u w:val="single"/>
         </w:rPr>
-        <w:t>https://www.gov.cn/zhengce/zhengceku/202603/content_7063915.htm</w:t>
+        <w:t>https://www.gov.cn/zhengce/zhengceku/202601/content_7055769.htm</w:t>
       </w:r>
     </w:p>
     <w:p>
@@ -1346,7 +1346,7 @@
           <w:color w:val="000000"/>
           <w:sz w:val="32"/>
         </w:rPr>
-        <w:t>4. 关于印发乡镇卫生院 社区卫生服务中心中医药服务管理基本规范的通知。</w:t>
+        <w:t>4. 商务部等9部门关于促进药品零售行业高质量发展的意见。</w:t>
       </w:r>
     </w:p>
     <w:p>
@@ -1363,7 +1363,7 @@
           <w:color w:val="000000"/>
           <w:sz w:val="32"/>
         </w:rPr>
-        <w:t>该文件由国家中医药局 国家卫生健康委 国家疾控局于2026-03-24公开发布。核心内容：服务中的特色优势与作用，根据《中华人民共和国基本医疗卫生与健康促进法》《中华人民共和国中医药法》《中共中央 国务院关于促进中医药传承创新发展的意见》等法律规定和政策要求，制定本规范。 第二条 本规范适用</w:t>
+        <w:t>该文件由商务部 国家发展改革委 工业和信息化部 国家卫生健康委 市场监管总局 金融监管总局 国家医保局 国家中医药局 国家药监局于2026-01-22公开发布。核心内容：商务部等9部门关于促进药品零售行业高质量发展的意见 商消费函2026年第12号 药品零售行业是国家医药卫生事业的重要组成部分，关系人民健康和生命安全。为贯彻落实党中央、国务院有关决策部署，强化药品</w:t>
       </w:r>
     </w:p>
     <w:p>
@@ -1391,7 +1391,7 @@
           <w:sz w:val="32"/>
           <w:u w:val="single"/>
         </w:rPr>
-        <w:t>https://www.gov.cn/zhengce/zhengceku/202603/content_7063623.htm</w:t>
+        <w:t>https://www.gov.cn/zhengce/zhengceku/202601/content_7055835.htm</w:t>
       </w:r>
     </w:p>
     <w:p>
@@ -1408,7 +1408,7 @@
           <w:color w:val="000000"/>
           <w:sz w:val="32"/>
         </w:rPr>
-        <w:t>5. 商务部等9部门印发《关于促进旅行服务出口 扩大入境消费的政策措施》的通知。</w:t>
+        <w:t>5. 关于实施中小微企业贷款贴息政策的通知。</w:t>
       </w:r>
     </w:p>
     <w:p>
@@ -1425,7 +1425,7 @@
           <w:color w:val="000000"/>
           <w:sz w:val="32"/>
         </w:rPr>
-        <w:t>该文件由商务部 中央网信办 外交部 教育部 文化和旅游部 国家卫生健康委 广电总局 体育总局 国家移民局于2026-03-21公开发布。核心内容：商务部等9部门印发《关于促进旅行服务出口 扩大入境消费的政策措施》的通知 商服贸发2026年第39号 为贯彻落实党中央、国务院决策部署，促进旅行服务出口，扩大入境消费，推动服务贸易和服务消费联动发展</w:t>
+        <w:t>该文件由财政部 国家发展改革委 工业和信息化部 中国人民银行 金融监管总局于2026-01-21公开发布。核心内容：企业融资协调工作机制推荐或由工业和信息化部共享的优质中小微民营企业）固定资产贷款，中小微民营企业参与项目使用的新型政策性金融工具资金。 （二）投向领域。支持新能源汽车、工业母机、医药工业、医疗装备、基础</w:t>
       </w:r>
     </w:p>
     <w:p>
@@ -1453,7 +1453,7 @@
           <w:sz w:val="32"/>
           <w:u w:val="single"/>
         </w:rPr>
-        <w:t>https://www.gov.cn/zhengce/zhengceku/202603/content_7063374.htm</w:t>
+        <w:t>https://www.gov.cn/zhengce/zhengceku/202601/content_7055567.htm</w:t>
       </w:r>
     </w:p>
     <w:p>
@@ -1470,7 +1470,7 @@
           <w:color w:val="000000"/>
           <w:sz w:val="32"/>
         </w:rPr>
-        <w:t>6. 科技部 金融监管总局 工业和信息化部 国家知识产权局印发《关于加快推动科技保险高质量发展 有力支撑高水平科技自立自强的若干意见》的通知。</w:t>
+        <w:t>6. 中国气象局 民政部 文化和旅游部 国家医疗保障局 国家林业和草原局 国家中医药管理局 国家疾病预防控制局关于加强协同联动 推进康养气象服务高质量发展的指导意见。</w:t>
       </w:r>
     </w:p>
     <w:p>
@@ -1487,7 +1487,7 @@
           <w:color w:val="000000"/>
           <w:sz w:val="32"/>
         </w:rPr>
-        <w:t>该文件由科技部 金融监管总局 工业和信息化部 国家知识产权局于2026-03-02公开发布。核心内容：适度提高产品创新包容性，优化科技保险产品备案管理。在人工智能、集成电路、量子科技、生物制造、氢能和核聚变能、脑机接口、具身智能等重点科技和产业发展领域，鼓励开发科技保险专属产品，探索建立专项风险准备金</w:t>
+        <w:t>该文件由中国气象局 民政部 文化和旅游部 国家医保局 国家林草局 国家中医药局 国家疾控局于2026-01-14公开发布。核心内容：中国气象局 民政部 文化和旅游部 国家医疗保障局 国家林业和草原局 国家中医药管理局 国家疾病预防控制局关于加强协同联动 推进康养气象服务高质量发展的指导意见 气发〔2025〕101号 为深入</w:t>
       </w:r>
     </w:p>
     <w:p>
@@ -1515,7 +1515,7 @@
           <w:sz w:val="32"/>
           <w:u w:val="single"/>
         </w:rPr>
-        <w:t>https://www.gov.cn/zhengce/zhengceku/202603/content_7060189.htm</w:t>
+        <w:t>https://www.gov.cn/zhengce/zhengceku/202601/content_7054707.htm</w:t>
       </w:r>
     </w:p>
     <w:p>
@@ -1532,7 +1532,7 @@
           <w:color w:val="000000"/>
           <w:sz w:val="32"/>
         </w:rPr>
-        <w:t>7. 工业和信息化部等八部门关于印发《中药工业高质量发展实施方案（2026—2030年）》的通知。</w:t>
+        <w:t>7. 关于印发《关于培育养老服务经营主体 促进银发经济发展的若干措施》的通知。</w:t>
       </w:r>
     </w:p>
     <w:p>
@@ -1549,7 +1549,7 @@
           <w:color w:val="000000"/>
           <w:sz w:val="32"/>
         </w:rPr>
-        <w:t>该文件由工业和信息化部 国家民委 农业农村部 国家卫生健康委 国务院国资委 金融监管总局 国家中医药局 国家药监局于2026-02-05公开发布。核心内容：加快民族药产业现代化转型。鼓励民族药主产区制定民族药产业中长期发展规划和支持政策，统筹推进少数民族医药学理论整理发掘、保护、传承和药用资源的综合利用开发，开展民族药标准提高专项工作。聚焦少数民族医学特色</w:t>
+        <w:t>该文件由民政部 国家发展改革委 工业和信息化部 财政部 自然资源部 商务部 市场监管总局 国家知识产权局于2026-01-13公开发布。核心内容：辅具等产品研发，积极探索脑机接口、外骨骼机器人、肌肉外甲等技术，为身体功能退化的老年人提供科技支撑。 （七）支持产品技术应用验证。支持智能养老设备、康复护理机器人等开发企业嵌入养老服务机构，更新运用</w:t>
       </w:r>
     </w:p>
     <w:p>
@@ -1577,7 +1577,7 @@
           <w:sz w:val="32"/>
           <w:u w:val="single"/>
         </w:rPr>
-        <w:t>https://www.gov.cn/zhengce/zhengceku/202602/content_7057174.htm</w:t>
+        <w:t>https://www.gov.cn/zhengce/zhengceku/202601/content_7054605.htm</w:t>
       </w:r>
     </w:p>
     <w:p>
@@ -1594,7 +1594,7 @@
           <w:color w:val="000000"/>
           <w:sz w:val="32"/>
         </w:rPr>
-        <w:t>8. 中华人民共和国药品管理法实施条例。</w:t>
+        <w:t>8. 殡葬管理条例。</w:t>
       </w:r>
     </w:p>
     <w:p>
@@ -1611,7 +1611,7 @@
           <w:color w:val="000000"/>
           <w:sz w:val="32"/>
         </w:rPr>
-        <w:t>该文件由国务院于2026-01-27公开发布。核心内容：进行对比研究。 第十三条 研制中药应当以中医药理论为指导，根据中医药理论、中药人用经验、临床试验数据等综合评价中药的安全性、有效性。评价中药的有效性应当与其临床定位相适应，体现中药的特点。 第十四条</w:t>
+        <w:t>该文件由国务院于2026-01-07公开发布。核心内容：国土空间规划将殡葬设施用地需求统筹纳入土地利用年度计划；卫生健康、中医药、疾控部门负责医疗卫生机构出具死亡证明以及太平间等暂存遗体场所的监督管理；市场监管部门负责依法查处殡葬服务机构和其他经营主体价格</w:t>
       </w:r>
     </w:p>
     <w:p>
@@ -1639,7 +1639,7 @@
           <w:sz w:val="32"/>
           <w:u w:val="single"/>
         </w:rPr>
-        <w:t>https://www.gov.cn/zhengce/zhengceku/202601/content_7056256.htm</w:t>
+        <w:t>https://www.gov.cn/zhengce/zhengceku/202601/content_7054169.htm</w:t>
       </w:r>
     </w:p>
     <w:sectPr>

--- a/reports/医药产业政策每日监测简报_20260818.docx
+++ b/reports/医药产业政策每日监测简报_20260818.docx
@@ -239,7 +239,7 @@
                 <w:color w:val="000000"/>
                 <w:sz w:val="24"/>
               </w:rPr>
-              <w:t>四川省药品监督管理局关于深化药品医疗器械审评审批制度改革鼓励创新药械发展的若干措施</w:t>
+              <w:t>国家发展改革委 财政部关于2026年实施大规模设备更新和消费品以旧换新政策的通知</w:t>
             </w:r>
           </w:p>
         </w:tc>
@@ -268,7 +268,7 @@
                 <w:color w:val="000000"/>
                 <w:sz w:val="24"/>
               </w:rPr>
-              <w:t>四川省药品监督管理局</w:t>
+              <w:t>国家发展改革委 财政部</w:t>
             </w:r>
           </w:p>
         </w:tc>
@@ -297,7 +297,7 @@
                 <w:color w:val="000000"/>
                 <w:sz w:val="24"/>
               </w:rPr>
-              <w:t>2026-08-16</w:t>
+              <w:t>2025-12-30</w:t>
             </w:r>
           </w:p>
         </w:tc>
@@ -357,7 +357,7 @@
                 <w:color w:val="000000"/>
                 <w:sz w:val="24"/>
               </w:rPr>
-              <w:t>四川省药品监督管理局关于加强放射性药品生产经营监管促进核医疗产业健康发展的指导意见</w:t>
+              <w:t>关于印发儿童青少年“五健”促进行动计划（2026—2030年）的通知</w:t>
             </w:r>
           </w:p>
         </w:tc>
@@ -386,7 +386,7 @@
                 <w:color w:val="000000"/>
                 <w:sz w:val="24"/>
               </w:rPr>
-              <w:t>四川省药品监督管理局</w:t>
+              <w:t>国家卫生健康委 国家疾控局 中央网信办 国家发展改革委 教育部 财政部 国家广电总局 国家体育总局 国家中医药局 国务院妇儿工委办公室 共青团中央 全国妇联 中国残联</w:t>
             </w:r>
           </w:p>
         </w:tc>
@@ -415,7 +415,7 @@
                 <w:color w:val="000000"/>
                 <w:sz w:val="24"/>
               </w:rPr>
-              <w:t>2026-08-13</w:t>
+              <w:t>2025-12-30</w:t>
             </w:r>
           </w:p>
         </w:tc>
@@ -475,7 +475,7 @@
                 <w:color w:val="000000"/>
                 <w:sz w:val="24"/>
               </w:rPr>
-              <w:t>教育部关于做好2026年普通高校招生工作的通知</w:t>
+              <w:t>国家金融监督管理总局办公厅关于印发《银行业保险业数字金融高质量发展实施方案》的通知</w:t>
             </w:r>
           </w:p>
         </w:tc>
@@ -504,7 +504,7 @@
                 <w:color w:val="000000"/>
                 <w:sz w:val="24"/>
               </w:rPr>
-              <w:t>教育部</w:t>
+              <w:t>国家金融监督管理总局办公厅</w:t>
             </w:r>
           </w:p>
         </w:tc>
@@ -533,7 +533,7 @@
                 <w:color w:val="000000"/>
                 <w:sz w:val="24"/>
               </w:rPr>
-              <w:t>2026-01-22</w:t>
+              <w:t>2025-12-26</w:t>
             </w:r>
           </w:p>
         </w:tc>
@@ -593,7 +593,7 @@
                 <w:color w:val="000000"/>
                 <w:sz w:val="24"/>
               </w:rPr>
-              <w:t>商务部等9部门关于促进药品零售行业高质量发展的意见</w:t>
+              <w:t>海关总署关于印发《海关支持和服务横琴粤澳深度合作区建设新一轮措施》的通知</w:t>
             </w:r>
           </w:p>
         </w:tc>
@@ -622,7 +622,7 @@
                 <w:color w:val="000000"/>
                 <w:sz w:val="24"/>
               </w:rPr>
-              <w:t>商务部 国家发展改革委 工业和信息化部 国家卫生健康委 市场监管总局 金融监管总局 国家医保局 国家中医药局 国家药监局</w:t>
+              <w:t>海关总署</w:t>
             </w:r>
           </w:p>
         </w:tc>
@@ -651,7 +651,7 @@
                 <w:color w:val="000000"/>
                 <w:sz w:val="24"/>
               </w:rPr>
-              <w:t>2026-01-22</w:t>
+              <w:t>2025-12-23</w:t>
             </w:r>
           </w:p>
         </w:tc>
@@ -711,7 +711,7 @@
                 <w:color w:val="000000"/>
                 <w:sz w:val="24"/>
               </w:rPr>
-              <w:t>关于实施中小微企业贷款贴息政策的通知</w:t>
+              <w:t>关于加强基层医疗卫生机构特色科室建设的指导意见</w:t>
             </w:r>
           </w:p>
         </w:tc>
@@ -740,7 +740,7 @@
                 <w:color w:val="000000"/>
                 <w:sz w:val="24"/>
               </w:rPr>
-              <w:t>财政部 国家发展改革委 工业和信息化部 中国人民银行 金融监管总局</w:t>
+              <w:t>国家卫生健康委 国家发展改革委 财政部 国家医保局 国家中医药局 国家疾控局</w:t>
             </w:r>
           </w:p>
         </w:tc>
@@ -769,7 +769,7 @@
                 <w:color w:val="000000"/>
                 <w:sz w:val="24"/>
               </w:rPr>
-              <w:t>2026-01-21</w:t>
+              <w:t>2025-12-17</w:t>
             </w:r>
           </w:p>
         </w:tc>
@@ -829,7 +829,7 @@
                 <w:color w:val="000000"/>
                 <w:sz w:val="24"/>
               </w:rPr>
-              <w:t>中国气象局 民政部 文化和旅游部 国家医疗保障局 国家林业和草原局 国家中医药管理局 国家疾病预防控制局关于加强协同联动 推进康养气象服务高质量发展的指导意见</w:t>
+              <w:t>关于印发老年护理服务能力提升行动方案的通知</w:t>
             </w:r>
           </w:p>
         </w:tc>
@@ -858,7 +858,7 @@
                 <w:color w:val="000000"/>
                 <w:sz w:val="24"/>
               </w:rPr>
-              <w:t>中国气象局 民政部 文化和旅游部 国家医保局 国家林草局 国家中医药局 国家疾控局</w:t>
+              <w:t>国家卫生健康委办公厅 国家医保局办公室 国家中医药局综合司 国家疾控局综合司</w:t>
             </w:r>
           </w:p>
         </w:tc>
@@ -887,7 +887,7 @@
                 <w:color w:val="000000"/>
                 <w:sz w:val="24"/>
               </w:rPr>
-              <w:t>2026-01-14</w:t>
+              <w:t>2025-12-13</w:t>
             </w:r>
           </w:p>
         </w:tc>
@@ -947,7 +947,7 @@
                 <w:color w:val="000000"/>
                 <w:sz w:val="24"/>
               </w:rPr>
-              <w:t>关于印发《关于培育养老服务经营主体 促进银发经济发展的若干措施》的通知</w:t>
+              <w:t>国家医保局 人力资源社会保障部关于印发《国家基本医疗保险、生育保险和工伤保险药品目录》以及《商业健康保险创新药品目录》（2025年）的通知</w:t>
             </w:r>
           </w:p>
         </w:tc>
@@ -976,7 +976,7 @@
                 <w:color w:val="000000"/>
                 <w:sz w:val="24"/>
               </w:rPr>
-              <w:t>民政部 国家发展改革委 工业和信息化部 财政部 自然资源部 商务部 市场监管总局 国家知识产权局</w:t>
+              <w:t>国家医保局 人力资源社会保障部</w:t>
             </w:r>
           </w:p>
         </w:tc>
@@ -1005,7 +1005,7 @@
                 <w:color w:val="000000"/>
                 <w:sz w:val="24"/>
               </w:rPr>
-              <w:t>2026-01-13</w:t>
+              <w:t>2025-12-07</w:t>
             </w:r>
           </w:p>
         </w:tc>
@@ -1065,7 +1065,7 @@
                 <w:color w:val="000000"/>
                 <w:sz w:val="24"/>
               </w:rPr>
-              <w:t>殡葬管理条例</w:t>
+              <w:t>国家中医药局 国家卫生健康委关于学习推广三明医改促进中医药传承创新发展经验做法的通知</w:t>
             </w:r>
           </w:p>
         </w:tc>
@@ -1094,7 +1094,7 @@
                 <w:color w:val="000000"/>
                 <w:sz w:val="24"/>
               </w:rPr>
-              <w:t>国务院</w:t>
+              <w:t>国家中医药局 国家卫生健康委</w:t>
             </w:r>
           </w:p>
         </w:tc>
@@ -1123,7 +1123,7 @@
                 <w:color w:val="000000"/>
                 <w:sz w:val="24"/>
               </w:rPr>
-              <w:t>2026-01-07</w:t>
+              <w:t>2025-11-28</w:t>
             </w:r>
           </w:p>
         </w:tc>
@@ -1160,7 +1160,7 @@
           <w:color w:val="000000"/>
           <w:sz w:val="32"/>
         </w:rPr>
-        <w:t>1. 四川省药品监督管理局关于深化药品医疗器械审评审批制度改革鼓励创新药械发展的若干措施。</w:t>
+        <w:t>1. 国家发展改革委 财政部关于2026年实施大规模设备更新和消费品以旧换新政策的通知。</w:t>
       </w:r>
     </w:p>
     <w:p>
@@ -1177,7 +1177,7 @@
           <w:color w:val="000000"/>
           <w:sz w:val="32"/>
         </w:rPr>
-        <w:t>该文件由四川省药品监督管理局于2026-08-16公开发布。核心内容：【创新药械绿色通道】川药监发〔2026〕18号：对进入国家和省级重大科技专项的创新药、罕见病治疗药、首创医疗器械实行‘提前介入、一企一策、全程辅导’；压缩审评审批与检验检测时限50%；建立全省生物医药企业申报专班对接机制。</w:t>
+        <w:t>该文件由国家发展改革委 财政部于2025-12-30公开发布。核心内容：一、推进大规模设备更新 （一）支持设备更新项目。在继续支持工业、电子信息、能源电力、交通运输、物流、教育、文旅、医疗、设施农业、粮油加工、安全生产、海关查验、住宅老旧电梯、节能降碳环保等领域设备更新</w:t>
       </w:r>
     </w:p>
     <w:p>
@@ -1205,7 +1205,7 @@
           <w:sz w:val="32"/>
           <w:u w:val="single"/>
         </w:rPr>
-        <w:t>https://yjj.sc.gov.cn/scyjj/c103142/2026/8/16/content_sichuan_mpa_innovate.shtml</w:t>
+        <w:t>https://www.gov.cn/zhengce/zhengceku/202512/content_7053236.htm</w:t>
       </w:r>
     </w:p>
     <w:p>
@@ -1222,7 +1222,7 @@
           <w:color w:val="000000"/>
           <w:sz w:val="32"/>
         </w:rPr>
-        <w:t>2. 四川省药品监督管理局关于加强放射性药品生产经营监管促进核医疗产业健康发展的指导意见。</w:t>
+        <w:t>2. 关于印发儿童青少年“五健”促进行动计划（2026—2030年）的通知。</w:t>
       </w:r>
     </w:p>
     <w:p>
@@ -1239,7 +1239,7 @@
           <w:color w:val="000000"/>
           <w:sz w:val="32"/>
         </w:rPr>
-        <w:t>该文件由四川省药品监督管理局于2026-08-13公开发布。核心内容：【核药监管与合规保障】川药监办〔2026〕29号：明确短半衰期医用核素及靶向放药生产许可（GMP）快速现场核查规程；支持天府国际生物城及乐山核技术基地建设区域放射性药品检测中心，优化院内放药制剂调剂使用审批流程。</w:t>
+        <w:t>该文件由国家卫生健康委 国家疾控局 中央网信办 国家发展改革委 教育部 财政部 国家广电总局 国家体育总局 国家中医药局 国务院妇儿工委办公室 共青团中央 全国妇联 中国残联于2025-12-30公开发布。核心内容：中小学生国家学生体质健康标准达标优良率达到60%以上。 （2）儿童青少年肥胖得到有效干预。 2.行动内容： （1）加强孕期体重管理。医疗机构将体重管理纳入早孕关爱和孕产期保健服务，充实孕妇学校课程。加强孕期</w:t>
       </w:r>
     </w:p>
     <w:p>
@@ -1267,7 +1267,7 @@
           <w:sz w:val="32"/>
           <w:u w:val="single"/>
         </w:rPr>
-        <w:t>https://yjj.sc.gov.cn/scyjj/c103142/2026/8/13/content_sichuan_mpa_nuclear.shtml</w:t>
+        <w:t>https://www.gov.cn/zhengce/zhengceku/202512/content_7053270.htm</w:t>
       </w:r>
     </w:p>
     <w:p>
@@ -1284,7 +1284,7 @@
           <w:color w:val="000000"/>
           <w:sz w:val="32"/>
         </w:rPr>
-        <w:t>3. 教育部关于做好2026年普通高校招生工作的通知。</w:t>
+        <w:t>3. 国家金融监督管理总局办公厅关于印发《银行业保险业数字金融高质量发展实施方案》的通知。</w:t>
       </w:r>
     </w:p>
     <w:p>
@@ -1301,7 +1301,7 @@
           <w:color w:val="000000"/>
           <w:sz w:val="32"/>
         </w:rPr>
-        <w:t>该文件由教育部于2026-01-22公开发布。核心内容：生源。 四、进一步优化考试招生服务，营造积极向上、温馨和谐的良好环境 10.深入实施“高考护航行动”。加强对考生的人文关怀，会同有关部门加强考试期间治安、出行、食宿、医疗卫生、噪音治理等多方面综合服务</w:t>
+        <w:t>该文件由国家金融监督管理总局办公厅于2025-12-26公开发布。核心内容：的小微企业数字金融生态圈。 9.增强金融服务的人民性。融合城乡居民生活场景，加强大数据分析，在创业就业、教育消费等领域开发便捷灵活、“千人千面”的数字金融产品。推进与医疗卫生、养老服务机构的数据集成</w:t>
       </w:r>
     </w:p>
     <w:p>
@@ -1329,7 +1329,7 @@
           <w:sz w:val="32"/>
           <w:u w:val="single"/>
         </w:rPr>
-        <w:t>https://www.gov.cn/zhengce/zhengceku/202601/content_7055769.htm</w:t>
+        <w:t>https://www.gov.cn/zhengce/zhengceku/202512/content_7052874.htm</w:t>
       </w:r>
     </w:p>
     <w:p>
@@ -1346,7 +1346,7 @@
           <w:color w:val="000000"/>
           <w:sz w:val="32"/>
         </w:rPr>
-        <w:t>4. 商务部等9部门关于促进药品零售行业高质量发展的意见。</w:t>
+        <w:t>4. 海关总署关于印发《海关支持和服务横琴粤澳深度合作区建设新一轮措施》的通知。</w:t>
       </w:r>
     </w:p>
     <w:p>
@@ -1363,7 +1363,7 @@
           <w:color w:val="000000"/>
           <w:sz w:val="32"/>
         </w:rPr>
-        <w:t>该文件由商务部 国家发展改革委 工业和信息化部 国家卫生健康委 市场监管总局 金融监管总局 国家医保局 国家中医药局 国家药监局于2026-01-22公开发布。核心内容：商务部等9部门关于促进药品零售行业高质量发展的意见 商消费函2026年第12号 药品零售行业是国家医药卫生事业的重要组成部分，关系人民健康和生命安全。为贯彻落实党中央、国务院有关决策部署，强化药品</w:t>
+        <w:t>该文件由海关总署于2025-12-23公开发布。核心内容：中药原材料及其加工制成品实施“白名单”管理，支持清单内药品免于办理药材进口批件、药品通关单等进口许可证件，简化其通关流程。支持建立以地方政府为主导、多部门共同参与的联合监管机制，优化进出境特殊物品、</w:t>
       </w:r>
     </w:p>
     <w:p>
@@ -1391,7 +1391,7 @@
           <w:sz w:val="32"/>
           <w:u w:val="single"/>
         </w:rPr>
-        <w:t>https://www.gov.cn/zhengce/zhengceku/202601/content_7055835.htm</w:t>
+        <w:t>https://www.gov.cn/zhengce/zhengceku/202512/content_7052467.htm</w:t>
       </w:r>
     </w:p>
     <w:p>
@@ -1408,7 +1408,7 @@
           <w:color w:val="000000"/>
           <w:sz w:val="32"/>
         </w:rPr>
-        <w:t>5. 关于实施中小微企业贷款贴息政策的通知。</w:t>
+        <w:t>5. 关于加强基层医疗卫生机构特色科室建设的指导意见。</w:t>
       </w:r>
     </w:p>
     <w:p>
@@ -1425,7 +1425,7 @@
           <w:color w:val="000000"/>
           <w:sz w:val="32"/>
         </w:rPr>
-        <w:t>该文件由财政部 国家发展改革委 工业和信息化部 中国人民银行 金融监管总局于2026-01-21公开发布。核心内容：企业融资协调工作机制推荐或由工业和信息化部共享的优质中小微民营企业）固定资产贷款，中小微民营企业参与项目使用的新型政策性金融工具资金。 （二）投向领域。支持新能源汽车、工业母机、医药工业、医疗装备、基础</w:t>
+        <w:t>该文件由国家卫生健康委 国家发展改革委 财政部 国家医保局 国家中医药局 国家疾控局于2025-12-17公开发布。核心内容：关于加强基层医疗卫生机构特色科室建设的指导意见 国卫基层发〔2025〕18号 各省、自治区、直辖市及新疆生产建设兵团卫生健康委、发展改革委、财政厅（局）、医保局、中医药局、疾控局： 为深入贯彻</w:t>
       </w:r>
     </w:p>
     <w:p>
@@ -1453,7 +1453,7 @@
           <w:sz w:val="32"/>
           <w:u w:val="single"/>
         </w:rPr>
-        <w:t>https://www.gov.cn/zhengce/zhengceku/202601/content_7055567.htm</w:t>
+        <w:t>https://www.gov.cn/zhengce/zhengceku/202512/content_7052011.htm</w:t>
       </w:r>
     </w:p>
     <w:p>
@@ -1470,7 +1470,7 @@
           <w:color w:val="000000"/>
           <w:sz w:val="32"/>
         </w:rPr>
-        <w:t>6. 中国气象局 民政部 文化和旅游部 国家医疗保障局 国家林业和草原局 国家中医药管理局 国家疾病预防控制局关于加强协同联动 推进康养气象服务高质量发展的指导意见。</w:t>
+        <w:t>6. 关于印发老年护理服务能力提升行动方案的通知。</w:t>
       </w:r>
     </w:p>
     <w:p>
@@ -1487,7 +1487,7 @@
           <w:color w:val="000000"/>
           <w:sz w:val="32"/>
         </w:rPr>
-        <w:t>该文件由中国气象局 民政部 文化和旅游部 国家医保局 国家林草局 国家中医药局 国家疾控局于2026-01-14公开发布。核心内容：中国气象局 民政部 文化和旅游部 国家医疗保障局 国家林业和草原局 国家中医药管理局 国家疾病预防控制局关于加强协同联动 推进康养气象服务高质量发展的指导意见 气发〔2025〕101号 为深入</w:t>
+        <w:t>该文件由国家卫生健康委办公厅 国家医保局办公室 国家中医药局综合司 国家疾控局综合司于2025-12-13公开发布。核心内容：关于印发老年护理服务能力提升行动方案的通知 国卫办医政发〔2025〕32号 各省、自治区、直辖市及新疆生产建设兵团卫生健康委、医保局、中医药局、疾控局： 为深入贯彻实施积极应对人口老龄化国家战略，</w:t>
       </w:r>
     </w:p>
     <w:p>
@@ -1515,7 +1515,7 @@
           <w:sz w:val="32"/>
           <w:u w:val="single"/>
         </w:rPr>
-        <w:t>https://www.gov.cn/zhengce/zhengceku/202601/content_7054707.htm</w:t>
+        <w:t>https://www.gov.cn/zhengce/zhengceku/202512/content_7051098.htm</w:t>
       </w:r>
     </w:p>
     <w:p>
@@ -1532,7 +1532,7 @@
           <w:color w:val="000000"/>
           <w:sz w:val="32"/>
         </w:rPr>
-        <w:t>7. 关于印发《关于培育养老服务经营主体 促进银发经济发展的若干措施》的通知。</w:t>
+        <w:t>7. 国家医保局 人力资源社会保障部关于印发《国家基本医疗保险、生育保险和工伤保险药品目录》以及《商业健康保险创新药品目录》（2025年）的通知。</w:t>
       </w:r>
     </w:p>
     <w:p>
@@ -1549,7 +1549,7 @@
           <w:color w:val="000000"/>
           <w:sz w:val="32"/>
         </w:rPr>
-        <w:t>该文件由民政部 国家发展改革委 工业和信息化部 财政部 自然资源部 商务部 市场监管总局 国家知识产权局于2026-01-13公开发布。核心内容：辅具等产品研发，积极探索脑机接口、外骨骼机器人、肌肉外甲等技术，为身体功能退化的老年人提供科技支撑。 （七）支持产品技术应用验证。支持智能养老设备、康复护理机器人等开发企业嵌入养老服务机构，更新运用</w:t>
+        <w:t>该文件由国家医保局 人力资源社会保障部于2025-12-07公开发布。核心内容：国家医保局 人力资源社会保障部关于印发《国家基本医疗保险、生育保险和工伤保险药品目录》以及《商业健康保险创新药品目录》（2025年）的通知 医保发〔2025〕33号 各省、自治区、直辖市及</w:t>
       </w:r>
     </w:p>
     <w:p>
@@ -1577,7 +1577,7 @@
           <w:sz w:val="32"/>
           <w:u w:val="single"/>
         </w:rPr>
-        <w:t>https://www.gov.cn/zhengce/zhengceku/202601/content_7054605.htm</w:t>
+        <w:t>https://www.gov.cn/zhengce/zhengceku/202512/content_7050533.htm</w:t>
       </w:r>
     </w:p>
     <w:p>
@@ -1594,7 +1594,7 @@
           <w:color w:val="000000"/>
           <w:sz w:val="32"/>
         </w:rPr>
-        <w:t>8. 殡葬管理条例。</w:t>
+        <w:t>8. 国家中医药局 国家卫生健康委关于学习推广三明医改促进中医药传承创新发展经验做法的通知。</w:t>
       </w:r>
     </w:p>
     <w:p>
@@ -1611,7 +1611,7 @@
           <w:color w:val="000000"/>
           <w:sz w:val="32"/>
         </w:rPr>
-        <w:t>该文件由国务院于2026-01-07公开发布。核心内容：国土空间规划将殡葬设施用地需求统筹纳入土地利用年度计划；卫生健康、中医药、疾控部门负责医疗卫生机构出具死亡证明以及太平间等暂存遗体场所的监督管理；市场监管部门负责依法查处殡葬服务机构和其他经营主体价格</w:t>
+        <w:t>该文件由国家中医药局 国家卫生健康委于2025-11-28公开发布。核心内容：国家中医药局 国家卫生健康委关于学习推广三明医改促进中医药传承创新发展经验做法的通知 国中医药结合函〔2025〕272号 各省、自治区、直辖市卫生健康委、中医药局，新疆生产建设兵团卫生健康委： 为</w:t>
       </w:r>
     </w:p>
     <w:p>
@@ -1639,7 +1639,7 @@
           <w:sz w:val="32"/>
           <w:u w:val="single"/>
         </w:rPr>
-        <w:t>https://www.gov.cn/zhengce/zhengceku/202601/content_7054169.htm</w:t>
+        <w:t>https://www.gov.cn/zhengce/zhengceku/202511/content_7049845.htm</w:t>
       </w:r>
     </w:p>
     <w:sectPr>

--- a/reports/医药产业政策每日监测简报_20260818.docx
+++ b/reports/医药产业政策每日监测简报_20260818.docx
@@ -239,7 +239,7 @@
                 <w:color w:val="000000"/>
                 <w:sz w:val="24"/>
               </w:rPr>
-              <w:t>国家发展改革委 财政部关于2026年实施大规模设备更新和消费品以旧换新政策的通知</w:t>
+              <w:t>体育总局关于印发《关于推动运动促进健康事业高质量发展的指导意见》的通知</w:t>
             </w:r>
           </w:p>
         </w:tc>
@@ -268,7 +268,7 @@
                 <w:color w:val="000000"/>
                 <w:sz w:val="24"/>
               </w:rPr>
-              <w:t>国家发展改革委 财政部</w:t>
+              <w:t>体育总局</w:t>
             </w:r>
           </w:p>
         </w:tc>
@@ -297,7 +297,7 @@
                 <w:color w:val="000000"/>
                 <w:sz w:val="24"/>
               </w:rPr>
-              <w:t>2025-12-30</w:t>
+              <w:t>2025-09-22</w:t>
             </w:r>
           </w:p>
         </w:tc>
@@ -357,7 +357,7 @@
                 <w:color w:val="000000"/>
                 <w:sz w:val="24"/>
               </w:rPr>
-              <w:t>关于印发儿童青少年“五健”促进行动计划（2026—2030年）的通知</w:t>
+              <w:t>商务部等9部门关于加力推动城市一刻钟便民生活圈建设扩围升级的通知</w:t>
             </w:r>
           </w:p>
         </w:tc>
@@ -386,7 +386,7 @@
                 <w:color w:val="000000"/>
                 <w:sz w:val="24"/>
               </w:rPr>
-              <w:t>国家卫生健康委 国家疾控局 中央网信办 国家发展改革委 教育部 财政部 国家广电总局 国家体育总局 国家中医药局 国务院妇儿工委办公室 共青团中央 全国妇联 中国残联</w:t>
+              <w:t>商务部 民政部 人力资源社会保障部 自然资源部 住房城乡建设部 文化和旅游部 国家卫生健康委 市场监管总局 体育总局</w:t>
             </w:r>
           </w:p>
         </w:tc>
@@ -415,7 +415,7 @@
                 <w:color w:val="000000"/>
                 <w:sz w:val="24"/>
               </w:rPr>
-              <w:t>2025-12-30</w:t>
+              <w:t>2025-09-19</w:t>
             </w:r>
           </w:p>
         </w:tc>
@@ -475,7 +475,7 @@
                 <w:color w:val="000000"/>
                 <w:sz w:val="24"/>
               </w:rPr>
-              <w:t>国家金融监督管理总局办公厅关于印发《银行业保险业数字金融高质量发展实施方案》的通知</w:t>
+              <w:t>国务院关于《医疗卫生强基工程实施方案》的批复</w:t>
             </w:r>
           </w:p>
         </w:tc>
@@ -504,7 +504,7 @@
                 <w:color w:val="000000"/>
                 <w:sz w:val="24"/>
               </w:rPr>
-              <w:t>国家金融监督管理总局办公厅</w:t>
+              <w:t>国务院</w:t>
             </w:r>
           </w:p>
         </w:tc>
@@ -533,7 +533,7 @@
                 <w:color w:val="000000"/>
                 <w:sz w:val="24"/>
               </w:rPr>
-              <w:t>2025-12-26</w:t>
+              <w:t>2025-09-10</w:t>
             </w:r>
           </w:p>
         </w:tc>
@@ -593,7 +593,7 @@
                 <w:color w:val="000000"/>
                 <w:sz w:val="24"/>
               </w:rPr>
-              <w:t>海关总署关于印发《海关支持和服务横琴粤澳深度合作区建设新一轮措施》的通知</w:t>
+              <w:t>国务院关于《中国（江苏）自由贸易试验区生物医药全产业链开放创新发展方案》的批复</w:t>
             </w:r>
           </w:p>
         </w:tc>
@@ -622,7 +622,7 @@
                 <w:color w:val="000000"/>
                 <w:sz w:val="24"/>
               </w:rPr>
-              <w:t>海关总署</w:t>
+              <w:t>国务院</w:t>
             </w:r>
           </w:p>
         </w:tc>
@@ -651,7 +651,7 @@
                 <w:color w:val="000000"/>
                 <w:sz w:val="24"/>
               </w:rPr>
-              <w:t>2025-12-23</w:t>
+              <w:t>2025-08-21</w:t>
             </w:r>
           </w:p>
         </w:tc>
@@ -711,7 +711,7 @@
                 <w:color w:val="000000"/>
                 <w:sz w:val="24"/>
               </w:rPr>
-              <w:t>关于加强基层医疗卫生机构特色科室建设的指导意见</w:t>
+              <w:t>市场监管总局 国家卫生健康委 国家中医药局关于发布《医疗广告认定指南》的公告</w:t>
             </w:r>
           </w:p>
         </w:tc>
@@ -740,7 +740,7 @@
                 <w:color w:val="000000"/>
                 <w:sz w:val="24"/>
               </w:rPr>
-              <w:t>国家卫生健康委 国家发展改革委 财政部 国家医保局 国家中医药局 国家疾控局</w:t>
+              <w:t>市场监管总局 国家卫生健康委 国家中医药局</w:t>
             </w:r>
           </w:p>
         </w:tc>
@@ -769,7 +769,7 @@
                 <w:color w:val="000000"/>
                 <w:sz w:val="24"/>
               </w:rPr>
-              <w:t>2025-12-17</w:t>
+              <w:t>2025-08-13</w:t>
             </w:r>
           </w:p>
         </w:tc>
@@ -829,7 +829,7 @@
                 <w:color w:val="000000"/>
                 <w:sz w:val="24"/>
               </w:rPr>
-              <w:t>关于印发老年护理服务能力提升行动方案的通知</w:t>
+              <w:t>司法部办公厅 国家发展改革委办公厅 全国工商联办公厅印发《关于进一步发挥行政复议监督职能 规范涉企行政执法的指导意见》《行政复议监督规范涉企行政执法典型案例》的通知</w:t>
             </w:r>
           </w:p>
         </w:tc>
@@ -858,7 +858,7 @@
                 <w:color w:val="000000"/>
                 <w:sz w:val="24"/>
               </w:rPr>
-              <w:t>国家卫生健康委办公厅 国家医保局办公室 国家中医药局综合司 国家疾控局综合司</w:t>
+              <w:t>司法部办公厅 国家发展改革委办公厅 全国工商联办公厅</w:t>
             </w:r>
           </w:p>
         </w:tc>
@@ -887,7 +887,7 @@
                 <w:color w:val="000000"/>
                 <w:sz w:val="24"/>
               </w:rPr>
-              <w:t>2025-12-13</w:t>
+              <w:t>2025-08-07</w:t>
             </w:r>
           </w:p>
         </w:tc>
@@ -947,7 +947,7 @@
                 <w:color w:val="000000"/>
                 <w:sz w:val="24"/>
               </w:rPr>
-              <w:t>国家医保局 人力资源社会保障部关于印发《国家基本医疗保险、生育保险和工伤保险药品目录》以及《商业健康保险创新药品目录》（2025年）的通知</w:t>
+              <w:t>七部门关于推动脑机接口产业创新发展的实施意见</w:t>
             </w:r>
           </w:p>
         </w:tc>
@@ -976,7 +976,7 @@
                 <w:color w:val="000000"/>
                 <w:sz w:val="24"/>
               </w:rPr>
-              <w:t>国家医保局 人力资源社会保障部</w:t>
+              <w:t>工业和信息化部 国家发展改革委 教育部 国家卫生健康委 国务院国资委 中国科学院 国家药监局</w:t>
             </w:r>
           </w:p>
         </w:tc>
@@ -1005,7 +1005,7 @@
                 <w:color w:val="000000"/>
                 <w:sz w:val="24"/>
               </w:rPr>
-              <w:t>2025-12-07</w:t>
+              <w:t>2025-08-07</w:t>
             </w:r>
           </w:p>
         </w:tc>
@@ -1065,7 +1065,7 @@
                 <w:color w:val="000000"/>
                 <w:sz w:val="24"/>
               </w:rPr>
-              <w:t>国家中医药局 国家卫生健康委关于学习推广三明医改促进中医药传承创新发展经验做法的通知</w:t>
+              <w:t>关于印发《健康中国行动—健康环境促进行动实施方案（2025—2030年）》的通知</w:t>
             </w:r>
           </w:p>
         </w:tc>
@@ -1094,7 +1094,7 @@
                 <w:color w:val="000000"/>
                 <w:sz w:val="24"/>
               </w:rPr>
-              <w:t>国家中医药局 国家卫生健康委</w:t>
+              <w:t>国家疾控局等</w:t>
             </w:r>
           </w:p>
         </w:tc>
@@ -1123,7 +1123,7 @@
                 <w:color w:val="000000"/>
                 <w:sz w:val="24"/>
               </w:rPr>
-              <w:t>2025-11-28</w:t>
+              <w:t>2025-08-05</w:t>
             </w:r>
           </w:p>
         </w:tc>
@@ -1160,7 +1160,7 @@
           <w:color w:val="000000"/>
           <w:sz w:val="32"/>
         </w:rPr>
-        <w:t>1. 国家发展改革委 财政部关于2026年实施大规模设备更新和消费品以旧换新政策的通知。</w:t>
+        <w:t>1. 体育总局关于印发《关于推动运动促进健康事业高质量发展的指导意见》的通知。</w:t>
       </w:r>
     </w:p>
     <w:p>
@@ -1177,7 +1177,7 @@
           <w:color w:val="000000"/>
           <w:sz w:val="32"/>
         </w:rPr>
-        <w:t>该文件由国家发展改革委 财政部于2025-12-30公开发布。核心内容：一、推进大规模设备更新 （一）支持设备更新项目。在继续支持工业、电子信息、能源电力、交通运输、物流、教育、文旅、医疗、设施农业、粮油加工、安全生产、海关查验、住宅老旧电梯、节能降碳环保等领域设备更新</w:t>
+        <w:t>该文件由体育总局于2025-09-22公开发布。核心内容：科普内容的创作和推广。在全社会营造 “会健身”“常健身”“爱健身”的浓厚氛围。 （二）创新工作机制，优化运动健康服务 创新运动促进健康工作方式方法，提供全人群、全生命周期的运动健身强体和非医疗运动健康</w:t>
       </w:r>
     </w:p>
     <w:p>
@@ -1205,7 +1205,7 @@
           <w:sz w:val="32"/>
           <w:u w:val="single"/>
         </w:rPr>
-        <w:t>https://www.gov.cn/zhengce/zhengceku/202512/content_7053236.htm</w:t>
+        <w:t>https://www.gov.cn/zhengce/zhengceku/202509/content_7041734.htm</w:t>
       </w:r>
     </w:p>
     <w:p>
@@ -1222,7 +1222,7 @@
           <w:color w:val="000000"/>
           <w:sz w:val="32"/>
         </w:rPr>
-        <w:t>2. 关于印发儿童青少年“五健”促进行动计划（2026—2030年）的通知。</w:t>
+        <w:t>2. 商务部等9部门关于加力推动城市一刻钟便民生活圈建设扩围升级的通知。</w:t>
       </w:r>
     </w:p>
     <w:p>
@@ -1239,7 +1239,7 @@
           <w:color w:val="000000"/>
           <w:sz w:val="32"/>
         </w:rPr>
-        <w:t>该文件由国家卫生健康委 国家疾控局 中央网信办 国家发展改革委 教育部 财政部 国家广电总局 国家体育总局 国家中医药局 国务院妇儿工委办公室 共青团中央 全国妇联 中国残联于2025-12-30公开发布。核心内容：中小学生国家学生体质健康标准达标优良率达到60%以上。 （2）儿童青少年肥胖得到有效干预。 2.行动内容： （1）加强孕期体重管理。医疗机构将体重管理纳入早孕关爱和孕产期保健服务，充实孕妇学校课程。加强孕期</w:t>
+        <w:t>该文件由商务部 民政部 人力资源社会保障部 自然资源部 住房城乡建设部 文化和旅游部 国家卫生健康委 市场监管总局 体育总局于2025-09-19公开发布。核心内容：，对老旧小区、产业园区、城乡结合部、县城社区，有针对性加大推进力度，加强政策、制度、管理、模式创新。推动便民生活圈与养老托育圈、购物服务圈、15分钟健身圈、娱乐文化圈、就业服务圈、健康医疗圈等相融。</w:t>
       </w:r>
     </w:p>
     <w:p>
@@ -1267,7 +1267,7 @@
           <w:sz w:val="32"/>
           <w:u w:val="single"/>
         </w:rPr>
-        <w:t>https://www.gov.cn/zhengce/zhengceku/202512/content_7053270.htm</w:t>
+        <w:t>https://www.gov.cn/zhengce/zhengceku/202509/content_7041331.htm</w:t>
       </w:r>
     </w:p>
     <w:p>
@@ -1284,7 +1284,7 @@
           <w:color w:val="000000"/>
           <w:sz w:val="32"/>
         </w:rPr>
-        <w:t>3. 国家金融监督管理总局办公厅关于印发《银行业保险业数字金融高质量发展实施方案》的通知。</w:t>
+        <w:t>3. 国务院关于《医疗卫生强基工程实施方案》的批复。</w:t>
       </w:r>
     </w:p>
     <w:p>
@@ -1301,7 +1301,7 @@
           <w:color w:val="000000"/>
           <w:sz w:val="32"/>
         </w:rPr>
-        <w:t>该文件由国家金融监督管理总局办公厅于2025-12-26公开发布。核心内容：的小微企业数字金融生态圈。 9.增强金融服务的人民性。融合城乡居民生活场景，加强大数据分析，在创业就业、教育消费等领域开发便捷灵活、“千人千面”的数字金融产品。推进与医疗卫生、养老服务机构的数据集成</w:t>
+        <w:t>该文件由国务院于2025-09-10公开发布。核心内容：边境口岸所在县区基层医疗卫生机构全部纳入。扩大探索赋予公共卫生医师处方权试点。 （八）加快中医药在基层使用推广。强化县级中医医院重点科室建设，推动每个县级中医医院至少建成2个中医特色优势专科和1个县域</w:t>
       </w:r>
     </w:p>
     <w:p>
@@ -1329,7 +1329,7 @@
           <w:sz w:val="32"/>
           <w:u w:val="single"/>
         </w:rPr>
-        <w:t>https://www.gov.cn/zhengce/zhengceku/202512/content_7052874.htm</w:t>
+        <w:t>https://www.gov.cn/zhengce/zhengceku/202509/content_7039981.htm</w:t>
       </w:r>
     </w:p>
     <w:p>
@@ -1346,7 +1346,7 @@
           <w:color w:val="000000"/>
           <w:sz w:val="32"/>
         </w:rPr>
-        <w:t>4. 海关总署关于印发《海关支持和服务横琴粤澳深度合作区建设新一轮措施》的通知。</w:t>
+        <w:t>4. 国务院关于《中国（江苏）自由贸易试验区生物医药全产业链开放创新发展方案》的批复。</w:t>
       </w:r>
     </w:p>
     <w:p>
@@ -1363,7 +1363,7 @@
           <w:color w:val="000000"/>
           <w:sz w:val="32"/>
         </w:rPr>
-        <w:t>该文件由海关总署于2025-12-23公开发布。核心内容：中药原材料及其加工制成品实施“白名单”管理，支持清单内药品免于办理药材进口批件、药品通关单等进口许可证件，简化其通关流程。支持建立以地方政府为主导、多部门共同参与的联合监管机制，优化进出境特殊物品、</w:t>
+        <w:t>该文件由国务院于2025-08-21公开发布。核心内容：国务院关于《中国（江苏）自由贸易试验区 生物医药全产业链开放创新发展方案》的批复 国函〔2025〕80号 江苏省人民政府、商务部： 你们关于《中国（江苏）自由贸易试验区生物医药全产业链开放创新发展</w:t>
       </w:r>
     </w:p>
     <w:p>
@@ -1391,7 +1391,7 @@
           <w:sz w:val="32"/>
           <w:u w:val="single"/>
         </w:rPr>
-        <w:t>https://www.gov.cn/zhengce/zhengceku/202512/content_7052467.htm</w:t>
+        <w:t>https://www.gov.cn/zhengce/zhengceku/202508/content_7037375.htm</w:t>
       </w:r>
     </w:p>
     <w:p>
@@ -1408,7 +1408,7 @@
           <w:color w:val="000000"/>
           <w:sz w:val="32"/>
         </w:rPr>
-        <w:t>5. 关于加强基层医疗卫生机构特色科室建设的指导意见。</w:t>
+        <w:t>5. 市场监管总局 国家卫生健康委 国家中医药局关于发布《医疗广告认定指南》的公告。</w:t>
       </w:r>
     </w:p>
     <w:p>
@@ -1425,7 +1425,7 @@
           <w:color w:val="000000"/>
           <w:sz w:val="32"/>
         </w:rPr>
-        <w:t>该文件由国家卫生健康委 国家发展改革委 财政部 国家医保局 国家中医药局 国家疾控局于2025-12-17公开发布。核心内容：关于加强基层医疗卫生机构特色科室建设的指导意见 国卫基层发〔2025〕18号 各省、自治区、直辖市及新疆生产建设兵团卫生健康委、发展改革委、财政厅（局）、医保局、中医药局、疾控局： 为深入贯彻</w:t>
+        <w:t>该文件由市场监管总局 国家卫生健康委 国家中医药局于2025-08-13公开发布。核心内容：附加与科普宣传内容有关的医疗机构或者医疗服务项目的跳转入口，或者附加科普宣传对应的医疗服务所必需的药品、医疗器械等商品购买链接； （六）存在推介具体医疗机构或者其医疗服务的其他情形。 九、除依据本指南</w:t>
       </w:r>
     </w:p>
     <w:p>
@@ -1453,7 +1453,7 @@
           <w:sz w:val="32"/>
           <w:u w:val="single"/>
         </w:rPr>
-        <w:t>https://www.gov.cn/zhengce/zhengceku/202512/content_7052011.htm</w:t>
+        <w:t>https://www.gov.cn/zhengce/zhengceku/202508/content_7036390.htm</w:t>
       </w:r>
     </w:p>
     <w:p>
@@ -1470,7 +1470,7 @@
           <w:color w:val="000000"/>
           <w:sz w:val="32"/>
         </w:rPr>
-        <w:t>6. 关于印发老年护理服务能力提升行动方案的通知。</w:t>
+        <w:t>6. 司法部办公厅 国家发展改革委办公厅 全国工商联办公厅印发《关于进一步发挥行政复议监督职能 规范涉企行政执法的指导意见》《行政复议监督规范涉企行政执法典型案例》的通知。</w:t>
       </w:r>
     </w:p>
     <w:p>
@@ -1487,7 +1487,7 @@
           <w:color w:val="000000"/>
           <w:sz w:val="32"/>
         </w:rPr>
-        <w:t>该文件由国家卫生健康委办公厅 国家医保局办公室 国家中医药局综合司 国家疾控局综合司于2025-12-13公开发布。核心内容：关于印发老年护理服务能力提升行动方案的通知 国卫办医政发〔2025〕32号 各省、自治区、直辖市及新疆生产建设兵团卫生健康委、医保局、中医药局、疾控局： 为深入贯彻实施积极应对人口老龄化国家战略，</w:t>
+        <w:t>该文件由司法部办公厅 国家发展改革委办公厅 全国工商联办公厅于2025-08-07公开发布。核心内容：或法定解除情形。经行政复议机构现场调查和听证查明，被申请人为实现行政管理和公共服务目标，通过招商引资奖补政策与申请人协商签订招商引资协议，协议签订后申请人按约建成报废车辆回收项目并投产，被申请人已支付</w:t>
       </w:r>
     </w:p>
     <w:p>
@@ -1515,7 +1515,7 @@
           <w:sz w:val="32"/>
           <w:u w:val="single"/>
         </w:rPr>
-        <w:t>https://www.gov.cn/zhengce/zhengceku/202512/content_7051098.htm</w:t>
+        <w:t>https://www.gov.cn/zhengce/zhengceku/202508/content_7035623.htm</w:t>
       </w:r>
     </w:p>
     <w:p>
@@ -1532,7 +1532,7 @@
           <w:color w:val="000000"/>
           <w:sz w:val="32"/>
         </w:rPr>
-        <w:t>7. 国家医保局 人力资源社会保障部关于印发《国家基本医疗保险、生育保险和工伤保险药品目录》以及《商业健康保险创新药品目录》（2025年）的通知。</w:t>
+        <w:t>7. 七部门关于推动脑机接口产业创新发展的实施意见。</w:t>
       </w:r>
     </w:p>
     <w:p>
@@ -1549,7 +1549,7 @@
           <w:color w:val="000000"/>
           <w:sz w:val="32"/>
         </w:rPr>
-        <w:t>该文件由国家医保局 人力资源社会保障部于2025-12-07公开发布。核心内容：国家医保局 人力资源社会保障部关于印发《国家基本医疗保险、生育保险和工伤保险药品目录》以及《商业健康保险创新药品目录》（2025年）的通知 医保发〔2025〕33号 各省、自治区、直辖市及</w:t>
+        <w:t>该文件由工业和信息化部 国家发展改革委 教育部 国家卫生健康委 国务院国资委 中国科学院 国家药监局于2025-08-07公开发布。核心内容：医疗健康、生活消费等加快应用。产业规模不断壮大，打造2至3个产业发展集聚区，开拓一批新场景、新模式、新业态。 到2030年，脑机接口产业创新能力显著提升，形成安全可靠的产业体系，培育2至3家有全球影响力</w:t>
       </w:r>
     </w:p>
     <w:p>
@@ -1577,7 +1577,7 @@
           <w:sz w:val="32"/>
           <w:u w:val="single"/>
         </w:rPr>
-        <w:t>https://www.gov.cn/zhengce/zhengceku/202512/content_7050533.htm</w:t>
+        <w:t>https://www.gov.cn/zhengce/zhengceku/202508/content_7035603.htm</w:t>
       </w:r>
     </w:p>
     <w:p>
@@ -1594,7 +1594,7 @@
           <w:color w:val="000000"/>
           <w:sz w:val="32"/>
         </w:rPr>
-        <w:t>8. 国家中医药局 国家卫生健康委关于学习推广三明医改促进中医药传承创新发展经验做法的通知。</w:t>
+        <w:t>8. 关于印发《健康中国行动—健康环境促进行动实施方案（2025—2030年）》的通知。</w:t>
       </w:r>
     </w:p>
     <w:p>
@@ -1611,7 +1611,7 @@
           <w:color w:val="000000"/>
           <w:sz w:val="32"/>
         </w:rPr>
-        <w:t>该文件由国家中医药局 国家卫生健康委于2025-11-28公开发布。核心内容：国家中医药局 国家卫生健康委关于学习推广三明医改促进中医药传承创新发展经验做法的通知 国中医药结合函〔2025〕272号 各省、自治区、直辖市卫生健康委、中医药局，新疆生产建设兵团卫生健康委： 为</w:t>
+        <w:t>该文件由国家疾控局等于2025-08-05公开发布。核心内容：和风险评估综合平台，强化环境危害因素健康风险预警干预。 14.加强环境相关疾病防控能力。完善媒介生物传染病、环境相关的心脑血管疾病、呼吸系统疾病等慢性病的发病预警和健康提示，提升医疗卫生机构气候敏感</w:t>
       </w:r>
     </w:p>
     <w:p>
@@ -1639,7 +1639,7 @@
           <w:sz w:val="32"/>
           <w:u w:val="single"/>
         </w:rPr>
-        <w:t>https://www.gov.cn/zhengce/zhengceku/202511/content_7049845.htm</w:t>
+        <w:t>https://www.gov.cn/zhengce/zhengceku/202508/content_7035320.htm</w:t>
       </w:r>
     </w:p>
     <w:sectPr>
